--- a/docs/Manual_Funcional_COMPASSO.docx
+++ b/docs/Manual_Funcional_COMPASSO.docx
@@ -39,12 +39,12 @@
     </w:p>
     <w:p>
       <w:r>
-        <w:t>Versão 6.0 — 3 de setembro de 2026</w:t>
+        <w:t>Versão 7.0 — 3 de setembro de 2026</w:t>
       </w:r>
     </w:p>
     <w:p>
       <w:r>
-        <w:t>Novidades da versão 6.0: (Administração) "Controle Orçamentário" — parâmetro que define se o trade-off da Demanda Extraordinária considera todos os projetos do Ano Fiscal (padrão), só os da mesma Área ou só os do mesmo Produto do projeto extraordinário; (Administração) "Período do Ano Fiscal" — o mês em que o Ano Fiscal começa deixou de ser fixo (abril) e passou a ser configurável, com vigência; (Ano Fiscal) "Validação de Trade-off Extraordinário" — fila de aprovação para as simulações de trade-off que cruzam Área/Produto. Novidades da versão 5.0 (ainda vigentes): Versão do manual sob a marca Compasso. Novidades acumuladas nesta revisão: tela de Fechamento Ano Fiscal (menu Ano Fiscal), com duas abas — a avaliação consolidada do ano com o botão "Fechar Ano Fiscal" (fechamento formal, com log, distinto do fechamento do orçamento) e a decisão projeto a projeto (Carryover Desenvolvimento / Carryover Hold / Cancelar / Reverter) — substituindo a antiga tela "Projetos Carry Over"; o seletor de Ano Fiscal do Dashboard/Roadmap/Financeiro/Consulta passa a ser alimentado pela configuração de Anos Fiscais (lista de todos os AFs cadastrados + "Todos" + "Pipeline"), não mais pela data do dia; o Quadro de Orçamento ganhou duas linhas de contagem de projetos e separou o Carry Over em "Em Andamento" e "Em Hold"; o quadro "Projetos na Criação do Ano Fiscal" ganhou a linha de cancelados; o Detalhamento do Projeto teve o cabeçalho reorganizado e ganhou a seção "Decisões de Fechamento"; e o Termo de Aceite do Go-Live passou a ser pré-requisito real da conclusão do projeto, não podendo ser registrado antes dos 100% de evolução. Novidades das revisões anteriores, ainda vigentes: papel PROPRIETÁRIO e Licenciamento de Módulos; permissões por atividade com quatro verbos (Consultar, Incluir, Alterar, Deletar); proteção no banco de dados (RLS) ativada nas tabelas centrais de controle de acesso; Cadastro de Produtos e associação obrigatória de Produto à demanda; Agrupamento de Orçamento por Ano Fiscal, Área ou Produto; tela de Ajuste de Orçamento; e padronização de nomenclatura (Ano Fiscal, Requerimentos, Especificação, Execução, Retorno/Benefícios de Projeto).</w:t>
+        <w:t>Novidades da versão 7.0: (Proprietário) "Dados da Empresa Licenciada" (2.7) — cadastro da empresa que licenciou o Compasso, com nome/logo/cor exibidos no login, na tela inicial e no cabeçalho, e a vigência da licença: configuração inicial bloqueante, aviso preventivo de vencimento, tela "Licença Expirada" e renovação por código assinado. O grupo de menus de cada módulo passou a vir de uma tabela de configuração (não mais fixo no código); o Financeiro agrupa todas as funções de orçamento (Controle Orçamentário, Ajuste de Orçamento, Validação de Trade-off, Aprovar Demanda Extraordinária), e Abertura/Período do Ano Fiscal são de núcleo. Novidades da versão 6.0: (Administração) "Controle Orçamentário" — parâmetro que define se o trade-off da Demanda Extraordinária considera todos os projetos do Ano Fiscal (padrão), só os da mesma Área ou só os do mesmo Produto do projeto extraordinário; (Administração) "Período do Ano Fiscal" — o mês em que o Ano Fiscal começa deixou de ser fixo (abril) e passou a ser configurável, com vigência; (Ano Fiscal) "Validação de Trade-off Extraordinário" — fila de aprovação para as simulações de trade-off que cruzam Área/Produto. Novidades da versão 5.0 (ainda vigentes): Versão do manual sob a marca Compasso. Novidades acumuladas nesta revisão: tela de Fechamento Ano Fiscal (menu Ano Fiscal), com duas abas — a avaliação consolidada do ano com o botão "Fechar Ano Fiscal" (fechamento formal, com log, distinto do fechamento do orçamento) e a decisão projeto a projeto (Carryover Desenvolvimento / Carryover Hold / Cancelar / Reverter) — substituindo a antiga tela "Projetos Carry Over"; o seletor de Ano Fiscal do Dashboard/Roadmap/Financeiro/Consulta passa a ser alimentado pela configuração de Anos Fiscais (lista de todos os AFs cadastrados + "Todos" + "Pipeline"), não mais pela data do dia; o Quadro de Orçamento ganhou duas linhas de contagem de projetos e separou o Carry Over em "Em Andamento" e "Em Hold"; o quadro "Projetos na Criação do Ano Fiscal" ganhou a linha de cancelados; o Detalhamento do Projeto teve o cabeçalho reorganizado e ganhou a seção "Decisões de Fechamento"; e o Termo de Aceite do Go-Live passou a ser pré-requisito real da conclusão do projeto, não podendo ser registrado antes dos 100% de evolução. Novidades das revisões anteriores, ainda vigentes: papel PROPRIETÁRIO e Licenciamento de Módulos; permissões por atividade com quatro verbos (Consultar, Incluir, Alterar, Deletar); proteção no banco de dados (RLS) ativada nas tabelas centrais de controle de acesso; Cadastro de Produtos e associação obrigatória de Produto à demanda; Agrupamento de Orçamento por Ano Fiscal, Área ou Produto; tela de Ajuste de Orçamento; e padronização de nomenclatura (Ano Fiscal, Requerimentos, Especificação, Execução, Retorno/Benefícios de Projeto).</w:t>
       </w:r>
     </w:p>
     <w:p>
@@ -627,7 +627,7 @@
         <w:pStyle w:val="ListBullet"/>
       </w:pPr>
       <w:r>
-        <w:t>Proprietário — grupo que só aparece para quem tem o papel PROPRIETÁRIO; contém o Licenciamento de Módulos.</w:t>
+        <w:t>Proprietário — grupo que só aparece para quem tem o papel PROPRIETÁRIO; contém "Dados da Empresa Licenciada" (2.7) e o Licenciamento de Módulos (2.6).</w:t>
       </w:r>
     </w:p>
     <w:p>
@@ -875,7 +875,45 @@
         <w:pStyle w:val="Heading2"/>
       </w:pPr>
       <w:r>
-        <w:t>2.7 Como atribuir um papel a alguém</w:t>
+        <w:t>2.7 Empresa Licenciada e Vigência da Licença</w:t>
+      </w:r>
+    </w:p>
+    <w:p>
+      <w:r>
+        <w:t>Onde: menu Proprietário &gt; Dados da Empresa Licenciada (só o Proprietário vê e edita).</w:t>
+      </w:r>
+    </w:p>
+    <w:p>
+      <w:r>
+        <w:t>Guarda a identidade da empresa que licenciou o Compasso e o período de validade da licença: CNPJ (validado), Razão Social, Nome Fantasia, Data de Aquisição, Início e Término da Vigência, "Nome para Cabeçalhos" (exibido em MAIÚSCULAS, na cor escolhida), Cor para Exibição e Logo (PNG ou SVG, até 2 MB). O sistema recusa salvar se o início da vigência não for anterior ao término, e avisa se a cor tiver baixo contraste com o cabeçalho.</w:t>
+      </w:r>
+    </w:p>
+    <w:p>
+      <w:r>
+        <w:t>O nome (e a logo, se houver) aparecem na tela de login abaixo de "Cloud Governance", na tela inicial e no menu lateral, logo abaixo da marca Compasso.</w:t>
+      </w:r>
+    </w:p>
+    <w:p>
+      <w:r>
+        <w:t>Enquanto a empresa e a vigência não estiverem cadastradas, o sistema abre numa tela de configuração bloqueante: o Proprietário preenche o formulário; os demais perfis só veem "Sistema em configuração, contate o Proprietário".</w:t>
+      </w:r>
+    </w:p>
+    <w:p>
+      <w:r>
+        <w:t>A cada carregamento o sistema confere se a data de hoje está dentro da vigência. A partir de N dias antes do fim (30 por padrão, configurável) aparece um aviso amarelo no topo para Proprietário/Administrador. Vencida a vigência, o sistema mostra a tela "Licença Expirada" e não abre nenhuma outra tela — só o Proprietário vê o campo de "Código de Renovação". Toda verificação que nega acesso e toda tentativa de renovação ficam registradas.</w:t>
+      </w:r>
+    </w:p>
+    <w:p>
+      <w:r>
+        <w:t>Renovação: o Proprietário solicita à Cognitionis (fora do sistema), recebe um código assinado, e cola no campo "Código de Renovação". Um serviço no servidor confere a assinatura e o CNPJ e, se conferir, estende automaticamente a Data de Término da Vigência. A chave de assinatura nunca fica no navegador.</w:t>
+      </w:r>
+    </w:p>
+    <w:p>
+      <w:pPr>
+        <w:pStyle w:val="Heading2"/>
+      </w:pPr>
+      <w:r>
+        <w:t>2.8 Como atribuir um papel a alguém</w:t>
       </w:r>
     </w:p>
     <w:p>
@@ -915,7 +953,7 @@
         <w:pStyle w:val="Heading2"/>
       </w:pPr>
       <w:r>
-        <w:t>2.8 Segurança no banco de dados (RLS)</w:t>
+        <w:t>2.9 Segurança no banco de dados (RLS)</w:t>
       </w:r>
     </w:p>
     <w:p>
@@ -3755,7 +3793,7 @@
           </w:tcPr>
           <w:p>
             <w:r>
-              <w:t>Papel um nível acima do Administrador; único com acesso ao Licenciamento de Módulos.</w:t>
+              <w:t>Papel um nível acima do Administrador; único com acesso ao Licenciamento de Módulos e a Dados da Empresa Licenciada.</w:t>
             </w:r>
           </w:p>
         </w:tc>
@@ -3778,6 +3816,72 @@
           <w:p>
             <w:r>
               <w:t>Interruptor por módulo (Workflow, E-mail, Financeiro, Planejamento Estratégico); módulo desligado esconde as telas para todos.</w:t>
+            </w:r>
+          </w:p>
+        </w:tc>
+      </w:tr>
+      <w:tr>
+        <w:tc>
+          <w:tcPr>
+            <w:tcW w:type="dxa" w:w="4153"/>
+          </w:tcPr>
+          <w:p>
+            <w:r>
+              <w:t>Empresa Licenciada</w:t>
+            </w:r>
+          </w:p>
+        </w:tc>
+        <w:tc>
+          <w:tcPr>
+            <w:tcW w:type="dxa" w:w="4153"/>
+          </w:tcPr>
+          <w:p>
+            <w:r>
+              <w:t>A empresa que contratou o Compasso — dados, identidade visual e a vigência da licença. Ver 2.7.</w:t>
+            </w:r>
+          </w:p>
+        </w:tc>
+      </w:tr>
+      <w:tr>
+        <w:tc>
+          <w:tcPr>
+            <w:tcW w:type="dxa" w:w="4153"/>
+          </w:tcPr>
+          <w:p>
+            <w:r>
+              <w:t>Vigência da Licença</w:t>
+            </w:r>
+          </w:p>
+        </w:tc>
+        <w:tc>
+          <w:tcPr>
+            <w:tcW w:type="dxa" w:w="4153"/>
+          </w:tcPr>
+          <w:p>
+            <w:r>
+              <w:t>Período [início, término] em que o Compasso pode ser usado. Fora dele, só a tela de renovação abre.</w:t>
+            </w:r>
+          </w:p>
+        </w:tc>
+      </w:tr>
+      <w:tr>
+        <w:tc>
+          <w:tcPr>
+            <w:tcW w:type="dxa" w:w="4153"/>
+          </w:tcPr>
+          <w:p>
+            <w:r>
+              <w:t>Código de Renovação</w:t>
+            </w:r>
+          </w:p>
+        </w:tc>
+        <w:tc>
+          <w:tcPr>
+            <w:tcW w:type="dxa" w:w="4153"/>
+          </w:tcPr>
+          <w:p>
+            <w:r>
+              <w:t>Token assinado pela Cognitionis que, colado pelo Proprietário e validado no servidor, estende a vigência da licença.</w:t>
             </w:r>
           </w:p>
         </w:tc>

--- a/docs/Manual_Funcional_COMPASSO.docx
+++ b/docs/Manual_Funcional_COMPASSO.docx
@@ -641,6 +641,11 @@
     <w:p>
       <w:r>
         <w:t>A tela de Detalhamento do Projeto não tem link fixo no menu — é acessada clicando no código de qualquer projeto no Dashboard, na Consulta de Projetos, no Cronograma ou em outras listagens (ver 12.10).</w:t>
+      </w:r>
+    </w:p>
+    <w:p>
+      <w:r>
+        <w:t>A versão do sistema (ex.: "Versão 1.0.0 · Release 0") aparece no rodapé da tela de login, no rodapé do menu lateral e na tela inicial. É o número a citar em qualquer report de problema.</w:t>
       </w:r>
     </w:p>
     <w:p>

--- a/docs/Manual_Funcional_COMPASSO.docx
+++ b/docs/Manual_Funcional_COMPASSO.docx
@@ -39,12 +39,12 @@
     </w:p>
     <w:p>
       <w:r>
-        <w:t>Versão 7.0 — 3 de setembro de 2026</w:t>
-      </w:r>
-    </w:p>
-    <w:p>
-      <w:r>
-        <w:t>Novidades da versão 7.0: (Proprietário) "Dados da Empresa Licenciada" (2.7) — cadastro da empresa que licenciou o Compasso, com nome/logo/cor exibidos no login, na tela inicial e no cabeçalho, e a vigência da licença: configuração inicial bloqueante, aviso preventivo de vencimento, tela "Licença Expirada" e renovação por código assinado. O grupo de menus de cada módulo passou a vir de uma tabela de configuração (não mais fixo no código); o Financeiro agrupa todas as funções de orçamento (Controle Orçamentário, Ajuste de Orçamento, Validação de Trade-off, Aprovar Demanda Extraordinária), e Abertura/Período do Ano Fiscal são de núcleo. Novidades da versão 6.0: (Administração) "Controle Orçamentário" — parâmetro que define se o trade-off da Demanda Extraordinária considera todos os projetos do Ano Fiscal (padrão), só os da mesma Área ou só os do mesmo Produto do projeto extraordinário; (Administração) "Período do Ano Fiscal" — o mês em que o Ano Fiscal começa deixou de ser fixo (abril) e passou a ser configurável, com vigência; (Ano Fiscal) "Validação de Trade-off Extraordinário" — fila de aprovação para as simulações de trade-off que cruzam Área/Produto. Novidades da versão 5.0 (ainda vigentes): Versão do manual sob a marca Compasso. Novidades acumuladas nesta revisão: tela de Fechamento Ano Fiscal (menu Ano Fiscal), com duas abas — a avaliação consolidada do ano com o botão "Fechar Ano Fiscal" (fechamento formal, com log, distinto do fechamento do orçamento) e a decisão projeto a projeto (Carryover Desenvolvimento / Carryover Hold / Cancelar / Reverter) — substituindo a antiga tela "Projetos Carry Over"; o seletor de Ano Fiscal do Dashboard/Roadmap/Financeiro/Consulta passa a ser alimentado pela configuração de Anos Fiscais (lista de todos os AFs cadastrados + "Todos" + "Pipeline"), não mais pela data do dia; o Quadro de Orçamento ganhou duas linhas de contagem de projetos e separou o Carry Over em "Em Andamento" e "Em Hold"; o quadro "Projetos na Criação do Ano Fiscal" ganhou a linha de cancelados; o Detalhamento do Projeto teve o cabeçalho reorganizado e ganhou a seção "Decisões de Fechamento"; e o Termo de Aceite do Go-Live passou a ser pré-requisito real da conclusão do projeto, não podendo ser registrado antes dos 100% de evolução. Novidades das revisões anteriores, ainda vigentes: papel PROPRIETÁRIO e Licenciamento de Módulos; permissões por atividade com quatro verbos (Consultar, Incluir, Alterar, Deletar); proteção no banco de dados (RLS) ativada nas tabelas centrais de controle de acesso; Cadastro de Produtos e associação obrigatória de Produto à demanda; Agrupamento de Orçamento por Ano Fiscal, Área ou Produto; tela de Ajuste de Orçamento; e padronização de nomenclatura (Ano Fiscal, Requerimentos, Especificação, Execução, Retorno/Benefícios de Projeto).</w:t>
+        <w:t>Versão 8.0 — 3 de setembro de 2026</w:t>
+      </w:r>
+    </w:p>
+    <w:p>
+      <w:r>
+        <w:t>Novidades da versão 8.0: nova seção inicial "Roteiro de Instalação e Primeira Configuração" — a ordem recomendada de cadastros numa instalação nova, do cadastro da empresa licenciada e dos módulos (feito pela Cognitionis) até a base pronta para a primeira demanda (feito pelo Administrador do cliente). Novidades da versão 7.0: (Proprietário) "Dados da Empresa Licenciada" (2.7) — cadastro da empresa que licenciou o Compasso, com nome/logo/cor exibidos no login, na tela inicial e no cabeçalho, e a vigência da licença: configuração inicial bloqueante, aviso preventivo de vencimento, tela "Licença Expirada" e renovação por código assinado. O grupo de menus de cada módulo passou a vir de uma tabela de configuração (não mais fixo no código); o Financeiro agrupa todas as funções de orçamento (Controle Orçamentário, Ajuste de Orçamento, Validação de Trade-off, Aprovar Demanda Extraordinária), e Abertura/Período do Ano Fiscal são de núcleo. Novidades da versão 6.0: (Administração) "Controle Orçamentário" — parâmetro que define se o trade-off da Demanda Extraordinária considera todos os projetos do Ano Fiscal (padrão), só os da mesma Área ou só os do mesmo Produto do projeto extraordinário; (Administração) "Período do Ano Fiscal" — o mês em que o Ano Fiscal começa deixou de ser fixo (abril) e passou a ser configurável, com vigência; (Ano Fiscal) "Validação de Trade-off Extraordinário" — fila de aprovação para as simulações de trade-off que cruzam Área/Produto. Novidades da versão 5.0 (ainda vigentes): Versão do manual sob a marca Compasso. Novidades acumuladas nesta revisão: tela de Fechamento Ano Fiscal (menu Ano Fiscal), com duas abas — a avaliação consolidada do ano com o botão "Fechar Ano Fiscal" (fechamento formal, com log, distinto do fechamento do orçamento) e a decisão projeto a projeto (Carryover Desenvolvimento / Carryover Hold / Cancelar / Reverter) — substituindo a antiga tela "Projetos Carry Over"; o seletor de Ano Fiscal do Dashboard/Roadmap/Financeiro/Consulta passa a ser alimentado pela configuração de Anos Fiscais (lista de todos os AFs cadastrados + "Todos" + "Pipeline"), não mais pela data do dia; o Quadro de Orçamento ganhou duas linhas de contagem de projetos e separou o Carry Over em "Em Andamento" e "Em Hold"; o quadro "Projetos na Criação do Ano Fiscal" ganhou a linha de cancelados; o Detalhamento do Projeto teve o cabeçalho reorganizado e ganhou a seção "Decisões de Fechamento"; e o Termo de Aceite do Go-Live passou a ser pré-requisito real da conclusão do projeto, não podendo ser registrado antes dos 100% de evolução. Novidades das revisões anteriores, ainda vigentes: papel PROPRIETÁRIO e Licenciamento de Módulos; permissões por atividade com quatro verbos (Consultar, Incluir, Alterar, Deletar); proteção no banco de dados (RLS) ativada nas tabelas centrais de controle de acesso; Cadastro de Produtos e associação obrigatória de Produto à demanda; Agrupamento de Orçamento por Ano Fiscal, Área ou Produto; tela de Ajuste de Orçamento; e padronização de nomenclatura (Ano Fiscal, Requerimentos, Especificação, Execução, Retorno/Benefícios de Projeto).</w:t>
       </w:r>
     </w:p>
     <w:p>
@@ -58,6 +58,161 @@
     <w:p>
       <w:r>
         <w:t>Clique com o botão direito sobre o sumário e escolha "Atualizar Campo" para gerar/atualizar o sumário.</w:t>
+      </w:r>
+    </w:p>
+    <w:p>
+      <w:pPr>
+        <w:pStyle w:val="Heading1"/>
+      </w:pPr>
+      <w:r>
+        <w:t>Roteiro de Instalação e Primeira Configuração</w:t>
+      </w:r>
+    </w:p>
+    <w:p>
+      <w:r>
+        <w:t>Esta seção descreve, na ordem recomendada, o que precisa ser cadastrado numa instalação nova do Compasso — da base "carga zero" (só a estrutura do produto e o usuário PROPRIETÁRIO) até o sistema pronto para receber a primeira demanda. Cada passo indica a tela e a seção do manual onde ela é detalhada. A regra geral é: primeiro a Cognitionis prepara a licença e o acesso mestre; depois o Administrador do cliente monta os cadastros, sempre do que não depende de nada para o que depende do anterior.</w:t>
+      </w:r>
+    </w:p>
+    <w:p>
+      <w:r>
+        <w:t>Papéis nesta seção: "master da Cognitionis" é o usuário PROPRIETÁRIO, criado pela Cognitionis na entrega e associado à área reservada COGNITIONIS (essa área é fixa do sistema — não aparece em nenhum seletor e o cadastro de Áreas recusa esse nome). "Administrador do cliente" é o primeiro usuário do cliente, que recebe a função ADMINISTRADOR.</w:t>
+      </w:r>
+    </w:p>
+    <w:p>
+      <w:pPr>
+        <w:pStyle w:val="Heading2"/>
+      </w:pPr>
+      <w:r>
+        <w:t>Bloco A — Preparação pela Cognitionis (master)</w:t>
+      </w:r>
+    </w:p>
+    <w:p>
+      <w:r>
+        <w:t>Feito uma única vez, pelo PROPRIETÁRIO, antes de entregar o sistema ao cliente.</w:t>
+      </w:r>
+    </w:p>
+    <w:p>
+      <w:pPr>
+        <w:pStyle w:val="ListBullet"/>
+      </w:pPr>
+      <w:r>
+        <w:t>A1. Dados da Empresa Licenciada (menu Proprietário &gt; Dados da Empresa Licenciada — ver 2.7). Enquanto não estiver preenchida, o sistema abre numa tela de configuração bloqueante e nenhum outro perfil entra. Informar CNPJ, Razão Social, Nome Fantasia, Data de Aquisição, Início e Término da Vigência, Nome para Cabeçalhos, Cor e Logo.</w:t>
+      </w:r>
+    </w:p>
+    <w:p>
+      <w:pPr>
+        <w:pStyle w:val="ListBullet"/>
+      </w:pPr>
+      <w:r>
+        <w:t>A2. Licenciamento de Módulos (menu Proprietário &gt; Licenciamento de Módulos — ver 2.6 e 13.6). Ligar apenas os módulos contratados pelo cliente (Workflow, E-mail, Financeiro, Planejamento Estratégico). O núcleo está sempre ligado. Telas de módulo desligado não aparecem para ninguém.</w:t>
+      </w:r>
+    </w:p>
+    <w:p>
+      <w:pPr>
+        <w:pStyle w:val="ListBullet"/>
+      </w:pPr>
+      <w:r>
+        <w:t>A3. Primeiro usuário ADMINISTRADOR do cliente. Ordem: (a) em Parâmetros e Cadastros &gt; Cargos (14.9), garantir pelo menos um cargo; (b) em Perfis de Acesso &gt; Usuários (13.1), criar a conta do Administrador do cliente com senha provisória; (c) em Perfis de Acesso &gt; Funções e Permissões (13.2), criar a função ADMINISTRADOR marcada como "Acesso Irrestrito"; (d) em Perfis de Acesso &gt; Atribuição de Funções aos Usuários (13.3), vincular a função ADMINISTRADOR a essa conta.</w:t>
+      </w:r>
+    </w:p>
+    <w:p>
+      <w:r>
+        <w:t>A função ADMINISTRADOR e a sua atribuição são responsabilidade exclusiva do master da Cognitionis. O cliente nunca cria nem concede ADMINISTRADOR a si mesmo; a partir daí, o Administrador do cliente cuida dos papéis operacionais (Governança, Gestor de TI, PMO, solicitantes, etc.).</w:t>
+      </w:r>
+    </w:p>
+    <w:p>
+      <w:pPr>
+        <w:pStyle w:val="Heading2"/>
+      </w:pPr>
+      <w:r>
+        <w:t>Bloco B — Configuração pelo Administrador do cliente</w:t>
+      </w:r>
+    </w:p>
+    <w:p>
+      <w:r>
+        <w:t>Nesta ordem. Cada item só depende dos anteriores.</w:t>
+      </w:r>
+    </w:p>
+    <w:p>
+      <w:pPr>
+        <w:pStyle w:val="ListBullet"/>
+      </w:pPr>
+      <w:r>
+        <w:t>B1. Período do Ano Fiscal (Administração &gt; Período do Ano Fiscal — 15.10). Só se o Ano Fiscal do cliente NÃO começar em abril. Fazer antes de abrir o Ano Fiscal, porque quarters e rótulos "AFxxxx" derivam desse mês.</w:t>
+      </w:r>
+    </w:p>
+    <w:p>
+      <w:pPr>
+        <w:pStyle w:val="ListBullet"/>
+      </w:pPr>
+      <w:r>
+        <w:t>B2. Abertura Ano Fiscal (Ano Fiscal &gt; Abertura Ano Fiscal — 4.1). Numa base sem nenhum Ano Fiscal, usar o botão que inicializa o Ano Fiscal corrente já aberto para demandas. Sem isso, as telas que dependem de Ano Fiscal (Formalizar Demanda, Planejamento Estratégico) não têm o que listar.</w:t>
+      </w:r>
+    </w:p>
+    <w:p>
+      <w:pPr>
+        <w:pStyle w:val="ListBullet"/>
+      </w:pPr>
+      <w:r>
+        <w:t>B3. Cadastros mestres, nesta sequência de dependência (todos em Parâmetros e Cadastros — seção 14): Cargos (14.9) → Áreas Solicitantes (14.2) → Pessoas Solicitantes (14.3, dependem de Área) → Cadastro de Porte (14.4) → Tipos de Projeto (14.5) → Cadastro de Produtos (14.6) → Retorno / Benefícios de Projeto (14.7).</w:t>
+      </w:r>
+    </w:p>
+    <w:p>
+      <w:pPr>
+        <w:pStyle w:val="ListBullet"/>
+      </w:pPr>
+      <w:r>
+        <w:t>B4. Motor de workflow (Administração — seção 15): revisar Fases e Etapas do Workflow (15.1) — ordem das etapas, gerente responsável por fase, flag de decisão de aprovação — e conferir a matriz de SLA por etapa e porte (15.2, editada dentro de Fases e Etapas).</w:t>
+      </w:r>
+    </w:p>
+    <w:p>
+      <w:pPr>
+        <w:pStyle w:val="ListBullet"/>
+      </w:pPr>
+      <w:r>
+        <w:t>B5. Parâmetros de orçamento: Percentual de Bloqueio de Orçamento (15.6) e Controle Orçamentário (15.9 — modo Ano Fiscal, Área ou Produto; o padrão é Ano Fiscal).</w:t>
+      </w:r>
+    </w:p>
+    <w:p>
+      <w:pPr>
+        <w:pStyle w:val="ListBullet"/>
+      </w:pPr>
+      <w:r>
+        <w:t>B6. Organização de acesso do cliente, nesta ordem: Funções e Permissões (13.2 — criar os papéis operacionais e marcar as atividades de cada um) → Usuários (13.1 — as contas, cada uma com cargo e área) → Atribuição de Funções aos Usuários (13.3) → Responsáveis por Atividade (13.4 — quais usuários podem ser designados em cada etapa) → Restrição de Área por Atividade (13.5 — opcional, se quiser limitar telas por área do usuário).</w:t>
+      </w:r>
+    </w:p>
+    <w:p>
+      <w:pPr>
+        <w:pStyle w:val="ListBullet"/>
+      </w:pPr>
+      <w:r>
+        <w:t>B7. E-mail (Administração — só se o módulo E-mail estiver ligado): Gestão de Templates (15.3 — os modelos) → Gestão do Fluxo (15.4 — em cada ponto de disparo, definir destinatário, remetente e template, e então ligar a linha) → ligar a Chave Geral de Envio → Gestão de Fila de Envio (15.5) para processar os e-mails.</w:t>
+      </w:r>
+    </w:p>
+    <w:p>
+      <w:pPr>
+        <w:pStyle w:val="ListBullet"/>
+      </w:pPr>
+      <w:r>
+        <w:t>B8. Planejamento Estratégico (Parâmetros e Cadastros &gt; Planejamento Estratégico — 14.8): cadastrar os Pilares (cada um em um Ano Fiscal já configurado) e, dentro deles, as Iniciativas.</w:t>
+      </w:r>
+    </w:p>
+    <w:p>
+      <w:pPr>
+        <w:pStyle w:val="Heading2"/>
+      </w:pPr>
+      <w:r>
+        <w:t>Bloco C — Início da operação</w:t>
+      </w:r>
+    </w:p>
+    <w:p>
+      <w:r>
+        <w:t>Com os blocos A e B concluídos, a base está pronta. O Administrador (ou o perfil de negócio habilitado) formaliza a primeira demanda em Business Case &gt; Formalizar Demanda (seção 5) e o projeto segue a sequência de workflow descrita nas seções 3 a 8.</w:t>
+      </w:r>
+    </w:p>
+    <w:p>
+      <w:r>
+        <w:t>Ao restaurar um backup ou repetir o teste de instalação nova, o script sql/2026-09-03_carga_zero.sql devolve a base a este ponto de partida: só a estrutura do produto, o usuário PROPRIETÁRIO na área COGNITIONIS, e os gatilhos de e-mail zerados e desligados.</w:t>
       </w:r>
     </w:p>
     <w:p>

--- a/docs/Manual_Funcional_COMPASSO.docx
+++ b/docs/Manual_Funcional_COMPASSO.docx
@@ -44,7 +44,7 @@
     </w:p>
     <w:p>
       <w:r>
-        <w:t>Novidades da versão 8.0: nova seção inicial "Roteiro de Instalação e Primeira Configuração" — a ordem recomendada de cadastros numa instalação nova, do cadastro da empresa licenciada e dos módulos (feito pela Cognitionis) até a base pronta para a primeira demanda (feito pelo Administrador do cliente). Novidades da versão 7.0: (Proprietário) "Dados da Empresa Licenciada" (2.7) — cadastro da empresa que licenciou o Compasso, com nome/logo/cor exibidos no login, na tela inicial e no cabeçalho, e a vigência da licença: configuração inicial bloqueante, aviso preventivo de vencimento, tela "Licença Expirada" e renovação por código assinado. O grupo de menus de cada módulo passou a vir de uma tabela de configuração (não mais fixo no código); o Financeiro agrupa todas as funções de orçamento (Controle Orçamentário, Ajuste de Orçamento, Validação de Trade-off, Aprovar Demanda Extraordinária), e Abertura/Período do Ano Fiscal são de núcleo. Novidades da versão 6.0: (Administração) "Controle Orçamentário" — parâmetro que define se o trade-off da Demanda Extraordinária considera todos os projetos do Ano Fiscal (padrão), só os da mesma Área ou só os do mesmo Produto do projeto extraordinário; (Administração) "Período do Ano Fiscal" — o mês em que o Ano Fiscal começa deixou de ser fixo (abril) e passou a ser configurável, com vigência; (Ano Fiscal) "Validação de Trade-off Extraordinário" — fila de aprovação para as simulações de trade-off que cruzam Área/Produto. Novidades da versão 5.0 (ainda vigentes): Versão do manual sob a marca Compasso. Novidades acumuladas nesta revisão: tela de Fechamento Ano Fiscal (menu Ano Fiscal), com duas abas — a avaliação consolidada do ano com o botão "Fechar Ano Fiscal" (fechamento formal, com log, distinto do fechamento do orçamento) e a decisão projeto a projeto (Carryover Desenvolvimento / Carryover Hold / Cancelar / Reverter) — substituindo a antiga tela "Projetos Carry Over"; o seletor de Ano Fiscal do Dashboard/Roadmap/Financeiro/Consulta passa a ser alimentado pela configuração de Anos Fiscais (lista de todos os AFs cadastrados + "Todos" + "Pipeline"), não mais pela data do dia; o Quadro de Orçamento ganhou duas linhas de contagem de projetos e separou o Carry Over em "Em Andamento" e "Em Hold"; o quadro "Projetos na Criação do Ano Fiscal" ganhou a linha de cancelados; o Detalhamento do Projeto teve o cabeçalho reorganizado e ganhou a seção "Decisões de Fechamento"; e o Termo de Aceite do Go-Live passou a ser pré-requisito real da conclusão do projeto, não podendo ser registrado antes dos 100% de evolução. Novidades das revisões anteriores, ainda vigentes: papel PROPRIETÁRIO e Licenciamento de Módulos; permissões por atividade com quatro verbos (Consultar, Incluir, Alterar, Deletar); proteção no banco de dados (RLS) ativada nas tabelas centrais de controle de acesso; Cadastro de Produtos e associação obrigatória de Produto à demanda; Agrupamento de Orçamento por Ano Fiscal, Área ou Produto; tela de Ajuste de Orçamento; e padronização de nomenclatura (Ano Fiscal, Requerimentos, Especificação, Execução, Retorno/Benefícios de Projeto).</w:t>
+        <w:t>Novidades da versão 8.0: nova seção inicial "Roteiro de Instalação e Primeira Configuração" — a ordem recomendada de cadastros numa instalação nova, do cadastro da empresa licenciada e dos módulos (feito pela Cognitionis) até a base pronta para a primeira demanda (feito pelo Administrador do cliente); e "Ferramentas de Dev" passou a ser exclusiva do PROPRIETÁRIO (antes bastava ter Acesso Irrestrito). Novidades da versão 7.0: (Proprietário) "Dados da Empresa Licenciada" (2.7) — cadastro da empresa que licenciou o Compasso, com nome/logo/cor exibidos no login, na tela inicial e no cabeçalho, e a vigência da licença: configuração inicial bloqueante, aviso preventivo de vencimento, tela "Licença Expirada" e renovação por código assinado. O grupo de menus de cada módulo passou a vir de uma tabela de configuração (não mais fixo no código); o Financeiro agrupa todas as funções de orçamento (Controle Orçamentário, Ajuste de Orçamento, Validação de Trade-off, Aprovar Demanda Extraordinária), e Abertura/Período do Ano Fiscal são de núcleo. Novidades da versão 6.0: (Administração) "Controle Orçamentário" — parâmetro que define se o trade-off da Demanda Extraordinária considera todos os projetos do Ano Fiscal (padrão), só os da mesma Área ou só os do mesmo Produto do projeto extraordinário; (Administração) "Período do Ano Fiscal" — o mês em que o Ano Fiscal começa deixou de ser fixo (abril) e passou a ser configurável, com vigência; (Ano Fiscal) "Validação de Trade-off Extraordinário" — fila de aprovação para as simulações de trade-off que cruzam Área/Produto. Novidades da versão 5.0 (ainda vigentes): Versão do manual sob a marca Compasso. Novidades acumuladas nesta revisão: tela de Fechamento Ano Fiscal (menu Ano Fiscal), com duas abas — a avaliação consolidada do ano com o botão "Fechar Ano Fiscal" (fechamento formal, com log, distinto do fechamento do orçamento) e a decisão projeto a projeto (Carryover Desenvolvimento / Carryover Hold / Cancelar / Reverter) — substituindo a antiga tela "Projetos Carry Over"; o seletor de Ano Fiscal do Dashboard/Roadmap/Financeiro/Consulta passa a ser alimentado pela configuração de Anos Fiscais (lista de todos os AFs cadastrados + "Todos" + "Pipeline"), não mais pela data do dia; o Quadro de Orçamento ganhou duas linhas de contagem de projetos e separou o Carry Over em "Em Andamento" e "Em Hold"; o quadro "Projetos na Criação do Ano Fiscal" ganhou a linha de cancelados; o Detalhamento do Projeto teve o cabeçalho reorganizado e ganhou a seção "Decisões de Fechamento"; e o Termo de Aceite do Go-Live passou a ser pré-requisito real da conclusão do projeto, não podendo ser registrado antes dos 100% de evolução. Novidades das revisões anteriores, ainda vigentes: papel PROPRIETÁRIO e Licenciamento de Módulos; permissões por atividade com quatro verbos (Consultar, Incluir, Alterar, Deletar); proteção no banco de dados (RLS) ativada nas tabelas centrais de controle de acesso; Cadastro de Produtos e associação obrigatória de Produto à demanda; Agrupamento de Orçamento por Ano Fiscal, Área ou Produto; tela de Ajuste de Orçamento; e padronização de nomenclatura (Ano Fiscal, Requerimentos, Especificação, Execução, Retorno/Benefícios de Projeto).</w:t>
       </w:r>
     </w:p>
     <w:p>
@@ -112,7 +112,7 @@
         <w:pStyle w:val="ListBullet"/>
       </w:pPr>
       <w:r>
-        <w:t>A3. Primeiro usuário ADMINISTRADOR do cliente. Ordem: (a) em Parâmetros e Cadastros &gt; Cargos (14.9), garantir pelo menos um cargo; (b) em Perfis de Acesso &gt; Usuários (13.1), criar a conta do Administrador do cliente com senha provisória; (c) em Perfis de Acesso &gt; Funções e Permissões (13.2), criar a função ADMINISTRADOR marcada como "Acesso Irrestrito"; (d) em Perfis de Acesso &gt; Atribuição de Funções aos Usuários (13.3), vincular a função ADMINISTRADOR a essa conta.</w:t>
+        <w:t>A3. Primeiro usuário ADMINISTRADOR do cliente. Ordem: (a) em Parâmetros e Cadastros &gt; Cargos (14.9), garantir pelo menos um cargo; (b) em Perfis de Acesso &gt; Usuários (13.1), criar a conta do Administrador do cliente com senha provisória; (c) em Perfis de Acesso &gt; Funções e Permissões (13.2), criar a função ADMINISTRADOR marcada como "Acesso Irrestrito"; (d) em Perfis de Acesso &gt; Atribuição de Funções aos Usuários (13.3), ATRIBUIR a função ADMINISTRADOR à conta criada no passo (b). Este passo (d) é obrigatório: sem a atribuição, a conta entra no sistema sem permissão nenhuma — criar o usuário e criar a função não bastam.</w:t>
       </w:r>
     </w:p>
     <w:p>
@@ -774,7 +774,7 @@
         <w:pStyle w:val="ListBullet"/>
       </w:pPr>
       <w:r>
-        <w:t>Ferramentas de Dev — grupo próprio, restrito a quem tem Acesso Irrestrito.</w:t>
+        <w:t>Ferramentas de Dev — grupo próprio, exclusivo do PROPRIETÁRIO.</w:t>
       </w:r>
     </w:p>
     <w:p>
@@ -889,7 +889,7 @@
     </w:p>
     <w:p>
       <w:r>
-        <w:t>Só "Ferramentas de Dev" continua sendo exclusivo de quem tem Acesso Irrestrito, mesmo que a atividade seja marcada para outro papel — é a única tela com ações destrutivas (apagar dados de teste em massa).</w:t>
+        <w:t>"Ferramentas de Dev" é exclusivo do PROPRIETÁRIO — não basta ter Acesso Irrestrito nem ser Administrador, e não adianta a atividade estar marcada para outro papel. É a única tela com ações destrutivas (apagar dados de teste em massa), então fica no papel mais privilegiado; tanto a visibilidade do menu quanto cada ação dentro dela reconferem que o usuário é Proprietário.</w:t>
       </w:r>
     </w:p>
     <w:p>
@@ -3162,7 +3162,7 @@
     </w:p>
     <w:p>
       <w:r>
-        <w:t>Grupo próprio no menu, restrito a quem tem Acesso Irrestrito. Ferramentas de reinício/limpeza de dados de teste (resetar para Fase 1, limpar base mantendo só um AF, limpeza total, exclusão seletiva) e criação de projetos de teste já em qualquer fase — inclusive com Produto, que é obrigatório.</w:t>
+        <w:t>Grupo próprio no menu, exclusivo do PROPRIETÁRIO (Administrador e Acesso Irrestrito não entram). Ferramentas de reinício/limpeza de dados de teste (resetar para Fase 1, limpar base mantendo só um AF, limpeza total, exclusão seletiva) e criação de projetos de teste já em qualquer fase — inclusive com Produto, que é obrigatório.</w:t>
       </w:r>
     </w:p>
     <w:p>

--- a/docs/Manual_Funcional_COMPASSO.docx
+++ b/docs/Manual_Funcional_COMPASSO.docx
@@ -1338,7 +1338,7 @@
     </w:p>
     <w:p>
       <w:r>
-        <w:t>Quando a base ainda não tem nenhum Ano Fiscal configurado (situação típica logo após uma limpeza total de base), a tela oferece um botão para inicializar o Ano Fiscal corrente já aberto para demandas — sem isso, nenhuma tela que depende de Ano Fiscal (Formalizar Demanda, Planejamento Estratégico, etc.) teria o que listar.</w:t>
+        <w:t>Quando a base ainda não tem nenhum Ano Fiscal configurado (instalação nova, ou logo após uma limpeza total de base), a tela mostra "Ano Fiscal ainda não inicializado" e oferece um botão para inicializar o Ano Fiscal corrente já aberto para demandas — sem isso, nenhuma tela que depende de Ano Fiscal (Formalizar Demanda, Planejamento Estratégico, etc.) teria o que listar.</w:t>
       </w:r>
     </w:p>
     <w:p>

--- a/docs/Manual_Funcional_COMPASSO.docx
+++ b/docs/Manual_Funcional_COMPASSO.docx
@@ -39,12 +39,12 @@
     </w:p>
     <w:p>
       <w:r>
-        <w:t>Versão 8.0 — 3 de setembro de 2026</w:t>
-      </w:r>
-    </w:p>
-    <w:p>
-      <w:r>
-        <w:t>Novidades da versão 8.0: nova seção inicial "Roteiro de Instalação e Primeira Configuração" — a ordem recomendada de cadastros numa instalação nova, do cadastro da empresa licenciada e dos módulos (feito pela Cognitionis) até a base pronta para a primeira demanda (feito pelo Administrador do cliente); e "Ferramentas de Dev" passou a ser exclusiva do PROPRIETÁRIO (antes bastava ter Acesso Irrestrito). Novidades da versão 7.0: (Proprietário) "Dados da Empresa Licenciada" (2.7) — cadastro da empresa que licenciou o Compasso, com nome/logo/cor exibidos no login, na tela inicial e no cabeçalho, e a vigência da licença: configuração inicial bloqueante, aviso preventivo de vencimento, tela "Licença Expirada" e renovação por código assinado. O grupo de menus de cada módulo passou a vir de uma tabela de configuração (não mais fixo no código); o Financeiro agrupa todas as funções de orçamento (Controle Orçamentário, Ajuste de Orçamento, Validação de Trade-off, Aprovar Demanda Extraordinária), e Abertura/Período do Ano Fiscal são de núcleo. Novidades da versão 6.0: (Administração) "Controle Orçamentário" — parâmetro que define se o trade-off da Demanda Extraordinária considera todos os projetos do Ano Fiscal (padrão), só os da mesma Área ou só os do mesmo Produto do projeto extraordinário; (Administração) "Período do Ano Fiscal" — o mês em que o Ano Fiscal começa deixou de ser fixo (abril) e passou a ser configurável, com vigência; (Ano Fiscal) "Validação de Trade-off Extraordinário" — fila de aprovação para as simulações de trade-off que cruzam Área/Produto. Novidades da versão 5.0 (ainda vigentes): Versão do manual sob a marca Compasso. Novidades acumuladas nesta revisão: tela de Fechamento Ano Fiscal (menu Ano Fiscal), com duas abas — a avaliação consolidada do ano com o botão "Fechar Ano Fiscal" (fechamento formal, com log, distinto do fechamento do orçamento) e a decisão projeto a projeto (Carryover Desenvolvimento / Carryover Hold / Cancelar / Reverter) — substituindo a antiga tela "Projetos Carry Over"; o seletor de Ano Fiscal do Dashboard/Roadmap/Financeiro/Consulta passa a ser alimentado pela configuração de Anos Fiscais (lista de todos os AFs cadastrados + "Todos" + "Pipeline"), não mais pela data do dia; o Quadro de Orçamento ganhou duas linhas de contagem de projetos e separou o Carry Over em "Em Andamento" e "Em Hold"; o quadro "Projetos na Criação do Ano Fiscal" ganhou a linha de cancelados; o Detalhamento do Projeto teve o cabeçalho reorganizado e ganhou a seção "Decisões de Fechamento"; e o Termo de Aceite do Go-Live passou a ser pré-requisito real da conclusão do projeto, não podendo ser registrado antes dos 100% de evolução. Novidades das revisões anteriores, ainda vigentes: papel PROPRIETÁRIO e Licenciamento de Módulos; permissões por atividade com quatro verbos (Consultar, Incluir, Alterar, Deletar); proteção no banco de dados (RLS) ativada nas tabelas centrais de controle de acesso; Cadastro de Produtos e associação obrigatória de Produto à demanda; Agrupamento de Orçamento por Ano Fiscal, Área ou Produto; tela de Ajuste de Orçamento; e padronização de nomenclatura (Ano Fiscal, Requerimentos, Especificação, Execução, Retorno/Benefícios de Projeto).</w:t>
+        <w:t>Versão 9.0 — 4 de setembro de 2026</w:t>
+      </w:r>
+    </w:p>
+    <w:p>
+      <w:r>
+        <w:t>Novidades da versão 9.0: nova caixa "Ignora Restrição de Área" no cadastro de Funções (2.5/13.2) — exceção concedível por papel, sem dar Acesso Irrestrito; Cadastro de Produtos e Tipos de Projeto passam a permitir editar nome/descrição enquanto não estiverem em uso (14.5/14.6); Percentual de Bloqueio de Orçamento (15.6) passa a mostrar o valor vigente e o histórico de alterações; e a coluna Fase da Gestão do Fluxo de E-mail (15.4) mostra os nomes padronizados (Requerimentos, Especificação, Execução). Novidades da versão 8.0: nova seção inicial "Roteiro de Instalação e Primeira Configuração" — a ordem recomendada de cadastros numa instalação nova, do cadastro da empresa licenciada e dos módulos (feito pela Cognitionis) até a base pronta para a primeira demanda (feito pelo Administrador do cliente); e "Ferramentas de Dev" passou a ser exclusiva do PROPRIETÁRIO (antes bastava ter Acesso Irrestrito). Novidades da versão 7.0: (Proprietário) "Dados da Empresa Licenciada" (2.7) — cadastro da empresa que licenciou o Compasso, com nome/logo/cor exibidos no login, na tela inicial e no cabeçalho, e a vigência da licença: configuração inicial bloqueante, aviso preventivo de vencimento, tela "Licença Expirada" e renovação por código assinado. O grupo de menus de cada módulo passou a vir de uma tabela de configuração (não mais fixo no código); o Financeiro agrupa todas as funções de orçamento (Controle Orçamentário, Ajuste de Orçamento, Validação de Trade-off, Aprovar Demanda Extraordinária), e Abertura/Período do Ano Fiscal são de núcleo. Novidades da versão 6.0: (Administração) "Controle Orçamentário" — parâmetro que define se o trade-off da Demanda Extraordinária considera todos os projetos do Ano Fiscal (padrão), só os da mesma Área ou só os do mesmo Produto do projeto extraordinário; (Administração) "Período do Ano Fiscal" — o mês em que o Ano Fiscal começa deixou de ser fixo (abril) e passou a ser configurável, com vigência; (Ano Fiscal) "Validação de Trade-off Extraordinário" — fila de aprovação para as simulações de trade-off que cruzam Área/Produto. Novidades da versão 5.0 (ainda vigentes): Versão do manual sob a marca Compasso. Novidades acumuladas nesta revisão: tela de Fechamento Ano Fiscal (menu Ano Fiscal), com duas abas — a avaliação consolidada do ano com o botão "Fechar Ano Fiscal" (fechamento formal, com log, distinto do fechamento do orçamento) e a decisão projeto a projeto (Carryover Desenvolvimento / Carryover Hold / Cancelar / Reverter) — substituindo a antiga tela "Projetos Carry Over"; o seletor de Ano Fiscal do Dashboard/Roadmap/Financeiro/Consulta passa a ser alimentado pela configuração de Anos Fiscais (lista de todos os AFs cadastrados + "Todos" + "Pipeline"), não mais pela data do dia; o Quadro de Orçamento ganhou duas linhas de contagem de projetos e separou o Carry Over em "Em Andamento" e "Em Hold"; o quadro "Projetos na Criação do Ano Fiscal" ganhou a linha de cancelados; o Detalhamento do Projeto teve o cabeçalho reorganizado e ganhou a seção "Decisões de Fechamento"; e o Termo de Aceite do Go-Live passou a ser pré-requisito real da conclusão do projeto, não podendo ser registrado antes dos 100% de evolução. Novidades das revisões anteriores, ainda vigentes: papel PROPRIETÁRIO e Licenciamento de Módulos; permissões por atividade com quatro verbos (Consultar, Incluir, Alterar, Deletar); proteção no banco de dados (RLS) ativada nas tabelas centrais de controle de acesso; Cadastro de Produtos e associação obrigatória de Produto à demanda; Agrupamento de Orçamento por Ano Fiscal, Área ou Produto; tela de Ajuste de Orçamento; e padronização de nomenclatura (Ano Fiscal, Requerimentos, Especificação, Execução, Retorno/Benefícios de Projeto).</w:t>
       </w:r>
     </w:p>
     <w:p>
@@ -998,6 +998,14 @@
       </w:r>
     </w:p>
     <w:p>
+      <w:pPr>
+        <w:pStyle w:val="ListBullet"/>
+      </w:pPr>
+      <w:r>
+        <w:t>Uma função marcada com "Ignora Restrição de Área" (13.2) também enxerga todas as áreas em qualquer atividade restrita — sem ganhar Acesso Irrestrito: continua limitada ao catálogo de atividades marcadas para ela normalmente. É a forma de dar esse privilégio a um papel específico (ex.: Governança, PMO) sem abrir o sistema inteiro para ele.</w:t>
+      </w:r>
+    </w:p>
+    <w:p>
       <w:r>
         <w:t>Por padrão, toda atividade nasce com Restrição de Área = Não. Duas telas nunca respeitam essa restrição, mesmo se configurada: "Aprovar Orçamento Ano Fiscal" e "Aprovar Demanda Extraordinária" — são decisões que precisam enxergar o portfólio inteiro (ver Documento de Lacunas).</w:t>
       </w:r>
@@ -2877,6 +2885,11 @@
       </w:r>
     </w:p>
     <w:p>
+      <w:r>
+        <w:t>Caixa "Ignora Restrição de Área" (2.5) — independente de Acesso Irrestrito: marca que essa função enxerga todas as áreas nas telas com Restrição de Área ligada, mas continua sujeita ao catálogo de atividades normalmente (só isso muda). Fica redundante, mas inofensiva, se Acesso Irrestrito já estiver marcado — nesse caso a lista de Funções Cadastradas não mostra a etiqueta "Ignora Restrição de Área" (some sob a etiqueta "Acesso Irrestrito", que já cobre o caso).</w:t>
+      </w:r>
+    </w:p>
+    <w:p>
       <w:pPr>
         <w:pStyle w:val="Heading2"/>
       </w:pPr>
@@ -2998,7 +3011,7 @@
     </w:p>
     <w:p>
       <w:r>
-        <w:t>Código curto + descrição. Escolha obrigatória na Formalização da Demanda.</w:t>
+        <w:t>Código curto + descrição. Escolha obrigatória na Formalização da Demanda. O código nunca muda depois de criado; a descrição pode ser editada enquanto o tipo ainda não estiver em uso por nenhum projeto — depois disso, só ativar ou inativar (mesmo critério de Cadastro de Porte).</w:t>
       </w:r>
     </w:p>
     <w:p>
@@ -3011,7 +3024,7 @@
     </w:p>
     <w:p>
       <w:r>
-        <w:t>NOVO. Código, nome e situação ativo/inativo de cada Produto. Mesmo padrão de "Cadastrar / Cadastrados". Existe um Produto reservado "Não Classificado" (código NAO_CLASSIFICADO), que não pode ser editado, inativado nem escolhido em demandas novas — ele carrega os projetos antigos migrados até serem reclassificados.</w:t>
+        <w:t>Código, nome e situação ativo/inativo de cada Produto. Mesmo padrão de "Cadastrar / Cadastrados". O código nunca muda depois de criado; o nome pode ser editado enquanto o produto ainda não estiver em uso por nenhum projeto — depois disso, só ativar ou inativar. Existe um Produto reservado "Não Classificado" (código NAO_CLASSIFICADO), que não pode ser editado, inativado nem escolhido em demandas novas — ele carrega os projetos antigos migrados até serem reclassificados.</w:t>
       </w:r>
     </w:p>
     <w:p>
@@ -3110,7 +3123,7 @@
     </w:p>
     <w:p>
       <w:r>
-        <w:t>Lista fixa de todos os pontos de disparo do sistema — cada linha exige destinatário, remetente e template ativo antes de poder ser ligada.</w:t>
+        <w:t>Lista fixa de todos os pontos de disparo do sistema — cada linha exige destinatário, remetente e template ativo antes de poder ser ligada. A coluna Fase mostra o nome já padronizado das telas (Requerimentos, Especificação, Execução), mesmo o motor de workflow guardando internamente os nomes antigos — é só um apelido de exibição.</w:t>
       </w:r>
     </w:p>
     <w:p>
@@ -3136,7 +3149,7 @@
     </w:p>
     <w:p>
       <w:r>
-        <w:t>Define o percentual de variação de orçamento a partir do qual um projeto fica bloqueado até uma Mudança de Orçamento aprovada (ver 10.3).</w:t>
+        <w:t>Define o percentual de variação de orçamento a partir do qual um projeto fica bloqueado até uma Mudança de Orçamento aprovada (ver 10.3). Mostra o percentual vigente e o histórico de alterações (quem mudou, quando, valor anterior) — mesmo padrão de Controle Orçamentário (15.9).</w:t>
       </w:r>
     </w:p>
     <w:p>

--- a/docs/Manual_Funcional_COMPASSO.docx
+++ b/docs/Manual_Funcional_COMPASSO.docx
@@ -44,7 +44,7 @@
     </w:p>
     <w:p>
       <w:r>
-        <w:t>Novidades da versão 9.0: nova caixa "Ignora Restrição de Área" no cadastro de Funções (2.5/13.2) — exceção concedível por papel, sem dar Acesso Irrestrito; Cadastro de Produtos e Tipos de Projeto passam a permitir editar nome/descrição enquanto não estiverem em uso (14.5/14.6); Percentual de Bloqueio de Orçamento (15.6) passa a mostrar o valor vigente e o histórico de alterações; e a coluna Fase da Gestão do Fluxo de E-mail (15.4) mostra os nomes padronizados (Requerimentos, Especificação, Execução). Novidades da versão 8.0: nova seção inicial "Roteiro de Instalação e Primeira Configuração" — a ordem recomendada de cadastros numa instalação nova, do cadastro da empresa licenciada e dos módulos (feito pela Cognitionis) até a base pronta para a primeira demanda (feito pelo Administrador do cliente); e "Ferramentas de Dev" passou a ser exclusiva do PROPRIETÁRIO (antes bastava ter Acesso Irrestrito). Novidades da versão 7.0: (Proprietário) "Dados da Empresa Licenciada" (2.7) — cadastro da empresa que licenciou o Compasso, com nome/logo/cor exibidos no login, na tela inicial e no cabeçalho, e a vigência da licença: configuração inicial bloqueante, aviso preventivo de vencimento, tela "Licença Expirada" e renovação por código assinado. O grupo de menus de cada módulo passou a vir de uma tabela de configuração (não mais fixo no código); o Financeiro agrupa todas as funções de orçamento (Controle Orçamentário, Ajuste de Orçamento, Validação de Trade-off, Aprovar Demanda Extraordinária), e Abertura/Período do Ano Fiscal são de núcleo. Novidades da versão 6.0: (Administração) "Controle Orçamentário" — parâmetro que define se o trade-off da Demanda Extraordinária considera todos os projetos do Ano Fiscal (padrão), só os da mesma Área ou só os do mesmo Produto do projeto extraordinário; (Administração) "Período do Ano Fiscal" — o mês em que o Ano Fiscal começa deixou de ser fixo (abril) e passou a ser configurável, com vigência; (Ano Fiscal) "Validação de Trade-off Extraordinário" — fila de aprovação para as simulações de trade-off que cruzam Área/Produto. Novidades da versão 5.0 (ainda vigentes): Versão do manual sob a marca Compasso. Novidades acumuladas nesta revisão: tela de Fechamento Ano Fiscal (menu Ano Fiscal), com duas abas — a avaliação consolidada do ano com o botão "Fechar Ano Fiscal" (fechamento formal, com log, distinto do fechamento do orçamento) e a decisão projeto a projeto (Carryover Desenvolvimento / Carryover Hold / Cancelar / Reverter) — substituindo a antiga tela "Projetos Carry Over"; o seletor de Ano Fiscal do Dashboard/Roadmap/Financeiro/Consulta passa a ser alimentado pela configuração de Anos Fiscais (lista de todos os AFs cadastrados + "Todos" + "Pipeline"), não mais pela data do dia; o Quadro de Orçamento ganhou duas linhas de contagem de projetos e separou o Carry Over em "Em Andamento" e "Em Hold"; o quadro "Projetos na Criação do Ano Fiscal" ganhou a linha de cancelados; o Detalhamento do Projeto teve o cabeçalho reorganizado e ganhou a seção "Decisões de Fechamento"; e o Termo de Aceite do Go-Live passou a ser pré-requisito real da conclusão do projeto, não podendo ser registrado antes dos 100% de evolução. Novidades das revisões anteriores, ainda vigentes: papel PROPRIETÁRIO e Licenciamento de Módulos; permissões por atividade com quatro verbos (Consultar, Incluir, Alterar, Deletar); proteção no banco de dados (RLS) ativada nas tabelas centrais de controle de acesso; Cadastro de Produtos e associação obrigatória de Produto à demanda; Agrupamento de Orçamento por Ano Fiscal, Área ou Produto; tela de Ajuste de Orçamento; e padronização de nomenclatura (Ano Fiscal, Requerimentos, Especificação, Execução, Retorno/Benefícios de Projeto).</w:t>
+        <w:t>Novidades da versão 9.0: nova caixa "Ignora Restrição de Área" no cadastro de Funções (2.5/13.2) — exceção concedível por papel, sem dar Acesso Irrestrito; Cadastro de Produtos, Tipos de Projeto e Cargos passam a permitir editar o nome/descrição enquanto não estiverem em uso (14.5/14.6/14.9); Percentual de Bloqueio de Orçamento (15.6) passa a mostrar o valor vigente e o histórico de alterações; e a coluna Fase da Gestão do Fluxo de E-mail (15.4) mostra os nomes padronizados (Requerimentos, Especificação, Execução). Novidades da versão 8.0: nova seção inicial "Roteiro de Instalação e Primeira Configuração" — a ordem recomendada de cadastros numa instalação nova, do cadastro da empresa licenciada e dos módulos (feito pela Cognitionis) até a base pronta para a primeira demanda (feito pelo Administrador do cliente); e "Ferramentas de Dev" passou a ser exclusiva do PROPRIETÁRIO (antes bastava ter Acesso Irrestrito). Novidades da versão 7.0: (Proprietário) "Dados da Empresa Licenciada" (2.7) — cadastro da empresa que licenciou o Compasso, com nome/logo/cor exibidos no login, na tela inicial e no cabeçalho, e a vigência da licença: configuração inicial bloqueante, aviso preventivo de vencimento, tela "Licença Expirada" e renovação por código assinado. O grupo de menus de cada módulo passou a vir de uma tabela de configuração (não mais fixo no código); o Financeiro agrupa todas as funções de orçamento (Controle Orçamentário, Ajuste de Orçamento, Validação de Trade-off, Aprovar Demanda Extraordinária), e Abertura/Período do Ano Fiscal são de núcleo. Novidades da versão 6.0: (Administração) "Controle Orçamentário" — parâmetro que define se o trade-off da Demanda Extraordinária considera todos os projetos do Ano Fiscal (padrão), só os da mesma Área ou só os do mesmo Produto do projeto extraordinário; (Administração) "Período do Ano Fiscal" — o mês em que o Ano Fiscal começa deixou de ser fixo (abril) e passou a ser configurável, com vigência; (Ano Fiscal) "Validação de Trade-off Extraordinário" — fila de aprovação para as simulações de trade-off que cruzam Área/Produto. Novidades da versão 5.0 (ainda vigentes): Versão do manual sob a marca Compasso. Novidades acumuladas nesta revisão: tela de Fechamento Ano Fiscal (menu Ano Fiscal), com duas abas — a avaliação consolidada do ano com o botão "Fechar Ano Fiscal" (fechamento formal, com log, distinto do fechamento do orçamento) e a decisão projeto a projeto (Carryover Desenvolvimento / Carryover Hold / Cancelar / Reverter) — substituindo a antiga tela "Projetos Carry Over"; o seletor de Ano Fiscal do Dashboard/Roadmap/Financeiro/Consulta passa a ser alimentado pela configuração de Anos Fiscais (lista de todos os AFs cadastrados + "Todos" + "Pipeline"), não mais pela data do dia; o Quadro de Orçamento ganhou duas linhas de contagem de projetos e separou o Carry Over em "Em Andamento" e "Em Hold"; o quadro "Projetos na Criação do Ano Fiscal" ganhou a linha de cancelados; o Detalhamento do Projeto teve o cabeçalho reorganizado e ganhou a seção "Decisões de Fechamento"; e o Termo de Aceite do Go-Live passou a ser pré-requisito real da conclusão do projeto, não podendo ser registrado antes dos 100% de evolução. Novidades das revisões anteriores, ainda vigentes: papel PROPRIETÁRIO e Licenciamento de Módulos; permissões por atividade com quatro verbos (Consultar, Incluir, Alterar, Deletar); proteção no banco de dados (RLS) ativada nas tabelas centrais de controle de acesso; Cadastro de Produtos e associação obrigatória de Produto à demanda; Agrupamento de Orçamento por Ano Fiscal, Área ou Produto; tela de Ajuste de Orçamento; e padronização de nomenclatura (Ano Fiscal, Requerimentos, Especificação, Execução, Retorno/Benefícios de Projeto).</w:t>
       </w:r>
     </w:p>
     <w:p>
@@ -3063,7 +3063,7 @@
     </w:p>
     <w:p>
       <w:r>
-        <w:t>Cadastro dos cargos usados no perfil de cada usuário (obrigatório na criação do usuário). Ficava em Administração e passou para Parâmetros e Cadastros.</w:t>
+        <w:t>Cadastro dos cargos usados no perfil de cada usuário (obrigatório na criação do usuário). Ficava em Administração e passou para Parâmetros e Cadastros. O nome pode ser editado enquanto o cargo ainda não estiver atribuído a nenhum usuário — depois disso, só ativar ou inativar. O cargo "ANALISTA DE TECNOLOGIA" é reservado (é o que o sistema atribui automaticamente a todo usuário novo) e não pode ser renomeado.</w:t>
       </w:r>
     </w:p>
     <w:p>

--- a/docs/Manual_Funcional_COMPASSO.docx
+++ b/docs/Manual_Funcional_COMPASSO.docx
@@ -39,12 +39,12 @@
     </w:p>
     <w:p>
       <w:r>
-        <w:t>Versão 9.0 — 4 de setembro de 2026</w:t>
-      </w:r>
-    </w:p>
-    <w:p>
-      <w:r>
-        <w:t>Novidades da versão 9.0: nova caixa "Ignora Restrição de Área" no cadastro de Funções (2.5/13.2) — exceção concedível por papel, sem dar Acesso Irrestrito; Cadastro de Produtos, Tipos de Projeto e Cargos passam a permitir editar o nome/descrição enquanto não estiverem em uso (14.5/14.6/14.9); Percentual de Bloqueio de Orçamento (15.6) passa a mostrar o valor vigente e o histórico de alterações; e a coluna Fase da Gestão do Fluxo de E-mail (15.4) mostra os nomes padronizados (Requerimentos, Especificação, Execução). Novidades da versão 8.0: nova seção inicial "Roteiro de Instalação e Primeira Configuração" — a ordem recomendada de cadastros numa instalação nova, do cadastro da empresa licenciada e dos módulos (feito pela Cognitionis) até a base pronta para a primeira demanda (feito pelo Administrador do cliente); e "Ferramentas de Dev" passou a ser exclusiva do PROPRIETÁRIO (antes bastava ter Acesso Irrestrito). Novidades da versão 7.0: (Proprietário) "Dados da Empresa Licenciada" (2.7) — cadastro da empresa que licenciou o Compasso, com nome/logo/cor exibidos no login, na tela inicial e no cabeçalho, e a vigência da licença: configuração inicial bloqueante, aviso preventivo de vencimento, tela "Licença Expirada" e renovação por código assinado. O grupo de menus de cada módulo passou a vir de uma tabela de configuração (não mais fixo no código); o Financeiro agrupa todas as funções de orçamento (Controle Orçamentário, Ajuste de Orçamento, Validação de Trade-off, Aprovar Demanda Extraordinária), e Abertura/Período do Ano Fiscal são de núcleo. Novidades da versão 6.0: (Administração) "Controle Orçamentário" — parâmetro que define se o trade-off da Demanda Extraordinária considera todos os projetos do Ano Fiscal (padrão), só os da mesma Área ou só os do mesmo Produto do projeto extraordinário; (Administração) "Período do Ano Fiscal" — o mês em que o Ano Fiscal começa deixou de ser fixo (abril) e passou a ser configurável, com vigência; (Ano Fiscal) "Validação de Trade-off Extraordinário" — fila de aprovação para as simulações de trade-off que cruzam Área/Produto. Novidades da versão 5.0 (ainda vigentes): Versão do manual sob a marca Compasso. Novidades acumuladas nesta revisão: tela de Fechamento Ano Fiscal (menu Ano Fiscal), com duas abas — a avaliação consolidada do ano com o botão "Fechar Ano Fiscal" (fechamento formal, com log, distinto do fechamento do orçamento) e a decisão projeto a projeto (Carryover Desenvolvimento / Carryover Hold / Cancelar / Reverter) — substituindo a antiga tela "Projetos Carry Over"; o seletor de Ano Fiscal do Dashboard/Roadmap/Financeiro/Consulta passa a ser alimentado pela configuração de Anos Fiscais (lista de todos os AFs cadastrados + "Todos" + "Pipeline"), não mais pela data do dia; o Quadro de Orçamento ganhou duas linhas de contagem de projetos e separou o Carry Over em "Em Andamento" e "Em Hold"; o quadro "Projetos na Criação do Ano Fiscal" ganhou a linha de cancelados; o Detalhamento do Projeto teve o cabeçalho reorganizado e ganhou a seção "Decisões de Fechamento"; e o Termo de Aceite do Go-Live passou a ser pré-requisito real da conclusão do projeto, não podendo ser registrado antes dos 100% de evolução. Novidades das revisões anteriores, ainda vigentes: papel PROPRIETÁRIO e Licenciamento de Módulos; permissões por atividade com quatro verbos (Consultar, Incluir, Alterar, Deletar); proteção no banco de dados (RLS) ativada nas tabelas centrais de controle de acesso; Cadastro de Produtos e associação obrigatória de Produto à demanda; Agrupamento de Orçamento por Ano Fiscal, Área ou Produto; tela de Ajuste de Orçamento; e padronização de nomenclatura (Ano Fiscal, Requerimentos, Especificação, Execução, Retorno/Benefícios de Projeto).</w:t>
+        <w:t>Versão 9.1 — 8 de setembro de 2026</w:t>
+      </w:r>
+    </w:p>
+    <w:p>
+      <w:r>
+        <w:t>Novidades da versão 9.1: as aprovações do Business Case (Aprovar Orçamento por Projeto / Comitê e Aprovar Orçamento Ano Fiscal) e a trava de variação de orçamento (Percentual de Bloqueio, Mudança de Orçamento) passaram do módulo Financeiro para o Workflow — eram passos obrigatórios do fluxo e sumiam quando o cliente não licenciava o Financeiro (2.6). Novidades da versão 9.0: nova caixa "Ignora Restrição de Área" no cadastro de Funções (2.5/13.2) — exceção concedível por papel, sem dar Acesso Irrestrito; Cadastro de Produtos, Tipos de Projeto e Cargos passam a permitir editar o nome/descrição enquanto não estiverem em uso (14.5/14.6/14.9); Percentual de Bloqueio de Orçamento (15.6) passa a mostrar o valor vigente e o histórico de alterações; e a coluna Fase da Gestão do Fluxo de E-mail (15.4) mostra os nomes padronizados (Requerimentos, Especificação, Execução). Novidades da versão 8.0: nova seção inicial "Roteiro de Instalação e Primeira Configuração" — a ordem recomendada de cadastros numa instalação nova, do cadastro da empresa licenciada e dos módulos (feito pela Cognitionis) até a base pronta para a primeira demanda (feito pelo Administrador do cliente); e "Ferramentas de Dev" passou a ser exclusiva do PROPRIETÁRIO (antes bastava ter Acesso Irrestrito). Novidades da versão 7.0: (Proprietário) "Dados da Empresa Licenciada" (2.7) — cadastro da empresa que licenciou o Compasso, com nome/logo/cor exibidos no login, na tela inicial e no cabeçalho, e a vigência da licença: configuração inicial bloqueante, aviso preventivo de vencimento, tela "Licença Expirada" e renovação por código assinado. O grupo de menus de cada módulo passou a vir de uma tabela de configuração (não mais fixo no código); o Financeiro agrupa todas as funções de orçamento (Controle Orçamentário, Ajuste de Orçamento, Validação de Trade-off, Aprovar Demanda Extraordinária), e Abertura/Período do Ano Fiscal são de núcleo. Novidades da versão 6.0: (Administração) "Controle Orçamentário" — parâmetro que define se o trade-off da Demanda Extraordinária considera todos os projetos do Ano Fiscal (padrão), só os da mesma Área ou só os do mesmo Produto do projeto extraordinário; (Administração) "Período do Ano Fiscal" — o mês em que o Ano Fiscal começa deixou de ser fixo (abril) e passou a ser configurável, com vigência; (Ano Fiscal) "Validação de Trade-off Extraordinário" — fila de aprovação para as simulações de trade-off que cruzam Área/Produto. Novidades da versão 5.0 (ainda vigentes): Versão do manual sob a marca Compasso. Novidades acumuladas nesta revisão: tela de Fechamento Ano Fiscal (menu Ano Fiscal), com duas abas — a avaliação consolidada do ano com o botão "Fechar Ano Fiscal" (fechamento formal, com log, distinto do fechamento do orçamento) e a decisão projeto a projeto (Carryover Desenvolvimento / Carryover Hold / Cancelar / Reverter) — substituindo a antiga tela "Projetos Carry Over"; o seletor de Ano Fiscal do Dashboard/Roadmap/Financeiro/Consulta passa a ser alimentado pela configuração de Anos Fiscais (lista de todos os AFs cadastrados + "Todos" + "Pipeline"), não mais pela data do dia; o Quadro de Orçamento ganhou duas linhas de contagem de projetos e separou o Carry Over em "Em Andamento" e "Em Hold"; o quadro "Projetos na Criação do Ano Fiscal" ganhou a linha de cancelados; o Detalhamento do Projeto teve o cabeçalho reorganizado e ganhou a seção "Decisões de Fechamento"; e o Termo de Aceite do Go-Live passou a ser pré-requisito real da conclusão do projeto, não podendo ser registrado antes dos 100% de evolução. Novidades das revisões anteriores, ainda vigentes: papel PROPRIETÁRIO e Licenciamento de Módulos; permissões por atividade com quatro verbos (Consultar, Incluir, Alterar, Deletar); proteção no banco de dados (RLS) ativada nas tabelas centrais de controle de acesso; Cadastro de Produtos e associação obrigatória de Produto à demanda; Agrupamento de Orçamento por Ano Fiscal, Área ou Produto; tela de Ajuste de Orçamento; e padronização de nomenclatura (Ano Fiscal, Requerimentos, Especificação, Execução, Retorno/Benefícios de Projeto).</w:t>
       </w:r>
     </w:p>
     <w:p>
@@ -1030,7 +1030,7 @@
     </w:p>
     <w:p>
       <w:r>
-        <w:t>O que cada módulo destrava está registrado numa tabela de configuração (tela → módulo), não mais fixo no código. Destaques do Financeiro: além de Contratos &amp; Terceiros e das aprovações de orçamento, ele inclui Controle Orçamentário, Ajuste de Orçamento, Validação de Trade-off Extraordinário e Aprovar Demanda Extraordinária — todas as funções de orçamento no mesmo módulo. Fases e Etapas do Workflow e SLA &amp; Prazos pertencem ao Workflow.</w:t>
+        <w:t>O que cada módulo destrava está registrado numa tabela de configuração (tela → módulo), não mais fixo no código. O Workflow inclui toda a esteira de projetos — inclusive as aprovações do Business Case ("Aprovar Orçamento por Projeto" / Comitê e "Aprovar Orçamento Ano Fiscal"), a trava de variação de orçamento ("Percentual de Bloqueio de Orçamento" e "Mudança de Orçamento") e "Fases e Etapas do Workflow" / "SLA &amp; Prazos". Esses passos são obrigatórios do fluxo desenhado, então continuam disponíveis mesmo sem o Financeiro. O Financeiro cobre Contratos &amp; Terceiros, Visão de Orçamento, Alertas de Orçamento, e as funções de orçamento que não são passo do fluxo: Controle Orçamentário, Ajuste de Orçamento, Validação de Trade-off Extraordinário e Aprovar Demanda Extraordinária.</w:t>
       </w:r>
     </w:p>
     <w:p>

--- a/docs/Manual_Funcional_COMPASSO.docx
+++ b/docs/Manual_Funcional_COMPASSO.docx
@@ -39,12 +39,12 @@
     </w:p>
     <w:p>
       <w:r>
-        <w:t>Versão 9.1 — 8 de setembro de 2026</w:t>
-      </w:r>
-    </w:p>
-    <w:p>
-      <w:r>
-        <w:t>Novidades da versão 9.1: as aprovações do Business Case (Aprovar Orçamento por Projeto / Comitê e Aprovar Orçamento Ano Fiscal) e a trava de variação de orçamento (Percentual de Bloqueio, Mudança de Orçamento) passaram do módulo Financeiro para o Workflow — eram passos obrigatórios do fluxo e sumiam quando o cliente não licenciava o Financeiro (2.6). Novidades da versão 9.0: nova caixa "Ignora Restrição de Área" no cadastro de Funções (2.5/13.2) — exceção concedível por papel, sem dar Acesso Irrestrito; Cadastro de Produtos, Tipos de Projeto e Cargos passam a permitir editar o nome/descrição enquanto não estiverem em uso (14.5/14.6/14.9); Percentual de Bloqueio de Orçamento (15.6) passa a mostrar o valor vigente e o histórico de alterações; e a coluna Fase da Gestão do Fluxo de E-mail (15.4) mostra os nomes padronizados (Requerimentos, Especificação, Execução). Novidades da versão 8.0: nova seção inicial "Roteiro de Instalação e Primeira Configuração" — a ordem recomendada de cadastros numa instalação nova, do cadastro da empresa licenciada e dos módulos (feito pela Cognitionis) até a base pronta para a primeira demanda (feito pelo Administrador do cliente); e "Ferramentas de Dev" passou a ser exclusiva do PROPRIETÁRIO (antes bastava ter Acesso Irrestrito). Novidades da versão 7.0: (Proprietário) "Dados da Empresa Licenciada" (2.7) — cadastro da empresa que licenciou o Compasso, com nome/logo/cor exibidos no login, na tela inicial e no cabeçalho, e a vigência da licença: configuração inicial bloqueante, aviso preventivo de vencimento, tela "Licença Expirada" e renovação por código assinado. O grupo de menus de cada módulo passou a vir de uma tabela de configuração (não mais fixo no código); o Financeiro agrupa todas as funções de orçamento (Controle Orçamentário, Ajuste de Orçamento, Validação de Trade-off, Aprovar Demanda Extraordinária), e Abertura/Período do Ano Fiscal são de núcleo. Novidades da versão 6.0: (Administração) "Controle Orçamentário" — parâmetro que define se o trade-off da Demanda Extraordinária considera todos os projetos do Ano Fiscal (padrão), só os da mesma Área ou só os do mesmo Produto do projeto extraordinário; (Administração) "Período do Ano Fiscal" — o mês em que o Ano Fiscal começa deixou de ser fixo (abril) e passou a ser configurável, com vigência; (Ano Fiscal) "Validação de Trade-off Extraordinário" — fila de aprovação para as simulações de trade-off que cruzam Área/Produto. Novidades da versão 5.0 (ainda vigentes): Versão do manual sob a marca Compasso. Novidades acumuladas nesta revisão: tela de Fechamento Ano Fiscal (menu Ano Fiscal), com duas abas — a avaliação consolidada do ano com o botão "Fechar Ano Fiscal" (fechamento formal, com log, distinto do fechamento do orçamento) e a decisão projeto a projeto (Carryover Desenvolvimento / Carryover Hold / Cancelar / Reverter) — substituindo a antiga tela "Projetos Carry Over"; o seletor de Ano Fiscal do Dashboard/Roadmap/Financeiro/Consulta passa a ser alimentado pela configuração de Anos Fiscais (lista de todos os AFs cadastrados + "Todos" + "Pipeline"), não mais pela data do dia; o Quadro de Orçamento ganhou duas linhas de contagem de projetos e separou o Carry Over em "Em Andamento" e "Em Hold"; o quadro "Projetos na Criação do Ano Fiscal" ganhou a linha de cancelados; o Detalhamento do Projeto teve o cabeçalho reorganizado e ganhou a seção "Decisões de Fechamento"; e o Termo de Aceite do Go-Live passou a ser pré-requisito real da conclusão do projeto, não podendo ser registrado antes dos 100% de evolução. Novidades das revisões anteriores, ainda vigentes: papel PROPRIETÁRIO e Licenciamento de Módulos; permissões por atividade com quatro verbos (Consultar, Incluir, Alterar, Deletar); proteção no banco de dados (RLS) ativada nas tabelas centrais de controle de acesso; Cadastro de Produtos e associação obrigatória de Produto à demanda; Agrupamento de Orçamento por Ano Fiscal, Área ou Produto; tela de Ajuste de Orçamento; e padronização de nomenclatura (Ano Fiscal, Requerimentos, Especificação, Execução, Retorno/Benefícios de Projeto).</w:t>
+        <w:t>Versão 9.2 — 9 de setembro de 2026</w:t>
+      </w:r>
+    </w:p>
+    <w:p>
+      <w:r>
+        <w:t>Novidades da versão 9.2 (Release 1): módulo "Contratos e Fornecedores" — renomeações (Fornecedores; Vincular Projeto e Contrato), numeração automática de contrato, vínculo com visão Contrato → Projeto, pagamento por Nota Fiscal com rateio entre projetos (cabeçalho + itens), tela "Pendências de Contratos" (staging de lançamentos por formulário, planilha Excel e e-mail, com aprovação, anexo de NF e escalonamento de NF pendente), e consulta da NF no Relatório de Projetos.</w:t>
       </w:r>
     </w:p>
     <w:p>
@@ -2294,7 +2294,7 @@
         <w:pStyle w:val="Heading1"/>
       </w:pPr>
       <w:r>
-        <w:t>11. Contratos e Terceiros</w:t>
+        <w:t>11. Contratos e Fornecedores</w:t>
       </w:r>
     </w:p>
     <w:p>
@@ -2302,12 +2302,12 @@
         <w:pStyle w:val="Heading2"/>
       </w:pPr>
       <w:r>
-        <w:t>11.1 Empresas Terceirizadas</w:t>
-      </w:r>
-    </w:p>
-    <w:p>
-      <w:r>
-        <w:t>2 abas — "Cadastrar" e "Cadastrados". Cadastro simples: código, nome, ativo/inativo.</w:t>
+        <w:t>11.1 Fornecedores</w:t>
+      </w:r>
+    </w:p>
+    <w:p>
+      <w:r>
+        <w:t>Cadastro dos fornecedores/terceiros (antes chamado "Empresas Terceirizadas"). 2 abas — "Cadastrar Novo Fornecedor" e "Fornecedores Cadastrados". Cadastro simples: código, nome, ativo/inativo. Nas telas de pagamento o fornecedor é sempre trazido do contrato por consulta, nunca digitado.</w:t>
       </w:r>
     </w:p>
     <w:p>
@@ -2320,7 +2320,7 @@
     </w:p>
     <w:p>
       <w:r>
-        <w:t>2 abas — "Novos Contratos" e "Contratos Ativos", com status Ativo/Inativo. O cadastro do contrato (empresa, número, valor total, datas, horas) não exige um projeto na criação — vincular a projetos é a função separada abaixo.</w:t>
+        <w:t>2 abas — "Novos Contratos" e "Contratos Ativos", com status Ativo/Inativo. O cadastro do contrato (fornecedor, valor total, datas, horas) não exige um projeto na criação. O número do contrato é gerado automaticamente por Ano Fiscal, no formato FORNECEDOR + AAAA + MM + sequência — não é digitado. Vincular a projetos é a função separada abaixo.</w:t>
       </w:r>
     </w:p>
     <w:p>
@@ -2328,12 +2328,12 @@
         <w:pStyle w:val="Heading2"/>
       </w:pPr>
       <w:r>
-        <w:t>11.3 Contratos por Projeto (vínculo)</w:t>
-      </w:r>
-    </w:p>
-    <w:p>
-      <w:r>
-        <w:t>Liga contratos já cadastrados a um ou mais projetos, com um valor próprio por vínculo. Regras:</w:t>
+        <w:t>11.3 Vincular Projeto e Contrato</w:t>
+      </w:r>
+    </w:p>
+    <w:p>
+      <w:r>
+        <w:t>Liga contratos já cadastrados a um ou mais projetos, com um valor próprio por vínculo. Duas visões, na mesma tela:</w:t>
       </w:r>
     </w:p>
     <w:p>
@@ -2341,7 +2341,7 @@
         <w:pStyle w:val="ListBullet"/>
       </w:pPr>
       <w:r>
-        <w:t>Um contrato pode ser vinculado a vários projetos, e um projeto pode ter vários contratos.</w:t>
+        <w:t>Visão Projeto → Contrato — parte de um projeto e distribui o orçamento dele entre os contratos.</w:t>
       </w:r>
     </w:p>
     <w:p>
@@ -2349,7 +2349,7 @@
         <w:pStyle w:val="ListBullet"/>
       </w:pPr>
       <w:r>
-        <w:t>O valor de cada vínculo não pode superar o saldo disponível do contrato.</w:t>
+        <w:t>Visão Contrato → Projeto — parte de um contrato e distribui o valor dele entre os projetos, mostrando total, distribuído, saldo e realizado do contrato.</w:t>
       </w:r>
     </w:p>
     <w:p>
@@ -2357,7 +2357,7 @@
         <w:pStyle w:val="ListBullet"/>
       </w:pPr>
       <w:r>
-        <w:t>A soma dos vínculos de um projeto não pode superar o orçamento dele.</w:t>
+        <w:t>Ao selecionar um projeto em qualquer das visões, os valores dele aparecem no painel: orçamento total, já vinculado e saldo — e as horas equivalentes.</w:t>
       </w:r>
     </w:p>
     <w:p>
@@ -2365,7 +2365,7 @@
         <w:pStyle w:val="ListBullet"/>
       </w:pPr>
       <w:r>
-        <w:t>Um vínculo só pode ser editado ou excluído enquanto não tiver nenhum valor realizado registrado.</w:t>
+        <w:t>Um contrato pode ser vinculado a vários projetos, e um projeto pode ter vários contratos. A soma dos vínculos de um projeto não pode superar o orçamento dele; a de um contrato, o valor total do contrato.</w:t>
       </w:r>
     </w:p>
     <w:p>
@@ -2373,6 +2373,14 @@
         <w:pStyle w:val="ListBullet"/>
       </w:pPr>
       <w:r>
+        <w:t>Um vínculo só pode ser editado ou excluído enquanto não tiver nenhum valor realizado.</w:t>
+      </w:r>
+    </w:p>
+    <w:p>
+      <w:pPr>
+        <w:pStyle w:val="ListBullet"/>
+      </w:pPr>
+      <w:r>
         <w:t>Toda criação, alteração ou exclusão fica registrada em histórico, visível no Detalhamento do Projeto.</w:t>
       </w:r>
     </w:p>
@@ -2381,12 +2389,12 @@
         <w:pStyle w:val="Heading2"/>
       </w:pPr>
       <w:r>
-        <w:t>11.4 Registro de Valores Realizados</w:t>
-      </w:r>
-    </w:p>
-    <w:p>
-      <w:r>
-        <w:t>Funciona por vínculo (projeto + contrato). Se um projeto tem mais de um contrato, aparece como mais de uma opção, cada uma travando no saldo daquele vínculo. Ao selecionar um vínculo, mostra a "Visão do Contrato" — os outros projetos do mesmo contrato, com valor alocado e realizado. Todo pagamento atualiza o valor realizado do projeto usado no Dashboard e nos indicadores.</w:t>
+        <w:t>11.4 Registro de Valores por Nota Fiscal</w:t>
+      </w:r>
+    </w:p>
+    <w:p>
+      <w:r>
+        <w:t>Registra o pagamento de uma Nota Fiscal. Uma NF pode envolver vários projetos do mesmo contrato: informa-se o valor total da NF e o rateio por projeto. O fornecedor vem do contrato (consulta). Regras: a soma do rateio tem de fechar com o total da NF; o rateio de cada projeto não pode superar o saldo do vínculo; e a soma dos pagamentos do contrato não pode superar o valor contratado. O anexo da NF é enviado na própria tela. É o mesmo formulário do lançamento manual de pendências (11.5). Todo pagamento aprovado passa a compor o valor realizado do projeto vinculado, usado no Dashboard e nos indicadores.</w:t>
       </w:r>
     </w:p>
     <w:p>
@@ -2394,12 +2402,68 @@
         <w:pStyle w:val="Heading2"/>
       </w:pPr>
       <w:r>
-        <w:t>11.5 Relatório de Projetos</w:t>
-      </w:r>
-    </w:p>
-    <w:p>
-      <w:r>
-        <w:t>Lista clicável de todos os projetos. Ao clicar, mostra o cabeçalho completo e a seção "Contratos Vinculados" — cada contrato ligado ao projeto, com valor alocado e realizado, e os pagamentos daquele vínculo.</w:t>
+        <w:t>11.5 Pendências de Contratos</w:t>
+      </w:r>
+    </w:p>
+    <w:p>
+      <w:pPr/>
+      <w:r>
+        <w:t>Área de staging (conferência) do módulo — nenhum pagamento ou proposta entra na base oficial sem passar por aqui. Faz parte do módulo FINANCEIRO; o acesso é pela atividade de catálogo contratos_pendencias (consultar / importar / aprovar), concedível a qualquer perfil.</w:t>
+      </w:r>
+    </w:p>
+    <w:p>
+      <w:pPr/>
+      <w:r>
+        <w:t>Três canais de entrada, todos caindo como pendência a aprovar:</w:t>
+      </w:r>
+    </w:p>
+    <w:p>
+      <w:pPr>
+        <w:pStyle w:val="ListBullet"/>
+      </w:pPr>
+      <w:r>
+        <w:t>Lançamento manual — o mesmo formulário do Registro de Valores por Nota Fiscal (11.4).</w:t>
+      </w:r>
+    </w:p>
+    <w:p>
+      <w:pPr>
+        <w:pStyle w:val="ListBullet"/>
+      </w:pPr>
+      <w:r>
+        <w:t>Planilha Excel — colunas Tipo de Lançamento, Contrato, Projeto, Valor, Data de Referência, Nº da NF, Observações. Linhas com o mesmo Contrato + Nº da NF viram uma pendência rateada. Exemplos em docs/exemplo_pendencias_contratos.xlsx e docs/exemplo_pagamento_rateio_excel.xlsx.</w:t>
+      </w:r>
+    </w:p>
+    <w:p>
+      <w:pPr>
+        <w:pStyle w:val="ListBullet"/>
+      </w:pPr>
+      <w:r>
+        <w:t>E-mail — uma mensagem no formato padronizado (assunto "[CONTRATOS] TIPO - Contrato ... - Projeto ..."; corpo com os rótulos Referência, Tipo de Lançamento, Contrato, Projeto, Valor, Data de Referência) é recebida por um webhook e vira pendência com origem "e-mail". Campo obrigatório ausente → pendência marcada com "erro de leitura" (nunca descartada). Configuração em docs/CANAL_EMAIL_CONTRATOS.md.</w:t>
+      </w:r>
+    </w:p>
+    <w:p>
+      <w:pPr/>
+      <w:r>
+        <w:t>Nota Fiscal: cada pendência de pagamento aceita o anexo da NF (PDF, JPG ou PNG) no Supabase Storage. A aprovação fica bloqueada sem a NF, salvo dispensa com justificativa registrada. Uma pendência sem NF por mais de 5 dias úteis gera um e-mail de alerta (uma vez), pelo ponto de disparo PENDÊNCIAS DE CONTRATO / ESCALONAMENTO NF em Envio de E-mail — Gestão do Fluxo (15.4), que nasce inativo.</w:t>
+      </w:r>
+    </w:p>
+    <w:p>
+      <w:pPr/>
+      <w:r>
+        <w:t>Aprovar promove a pendência para a base oficial (contratos_pagamentos + itens de rateio, ou contratos_propostas) e atualiza o valor realizado de cada projeto. Rejeitar exige motivo. Toda ação fica em trilha de auditoria append-only.</w:t>
+      </w:r>
+    </w:p>
+    <w:p>
+      <w:pPr>
+        <w:pStyle w:val="Heading2"/>
+      </w:pPr>
+      <w:r>
+        <w:t>11.6 Relatório de Projetos</w:t>
+      </w:r>
+    </w:p>
+    <w:p>
+      <w:r>
+        <w:t>Lista clicável de todos os projetos. Ao clicar, mostra o cabeçalho completo e a seção "Contratos Vinculados" — cada contrato ligado ao projeto, com valor alocado e realizado, e os pagamentos daquele vínculo. Cada pagamento permite abrir a Nota Fiscal anexada.</w:t>
       </w:r>
     </w:p>
     <w:p>
@@ -3175,7 +3239,7 @@
     </w:p>
     <w:p>
       <w:r>
-        <w:t>Grupo próprio no menu, exclusivo do PROPRIETÁRIO (Administrador e Acesso Irrestrito não entram). Ferramentas de reinício/limpeza de dados de teste (resetar para Fase 1, limpar base mantendo só um AF, limpeza total, exclusão seletiva) e criação de projetos de teste já em qualquer fase — inclusive com Produto, que é obrigatório.</w:t>
+        <w:t>Grupo próprio no menu, exclusivo do PROPRIETÁRIO (Administrador e Acesso Irrestrito não entram). Ferramentas de reinício/limpeza de dados de teste (resetar para Fase 1, limpar base mantendo só um AF, limpeza total, exclusão seletiva) e criação de projetos de teste já em qualquer fase — inclusive com Produto, que é obrigatório. Inclui também "Zerar Contratos e Fornecedores", que apaga contratos, vínculos, pendências, propostas, pagamentos por NF e anexos, mantendo os projetos e o cadastro de Fornecedores (equivale ao SQL sql/2026-09-09_reset_contratos_para_testes.sql).</w:t>
       </w:r>
     </w:p>
     <w:p>

--- a/docs/Manual_Funcional_COMPASSO.docx
+++ b/docs/Manual_Funcional_COMPASSO.docx
@@ -2438,7 +2438,7 @@
         <w:pStyle w:val="ListBullet"/>
       </w:pPr>
       <w:r>
-        <w:t>E-mail — uma mensagem no formato padronizado (assunto "[CONTRATOS] TIPO - Contrato ... - Projeto ..."; corpo com os rótulos Referência, Tipo de Lançamento, Contrato, Projeto, Valor, Data de Referência) é recebida por um webhook e vira pendência com origem "e-mail". Campo obrigatório ausente → pendência marcada com "erro de leitura" (nunca descartada). Configuração em docs/CANAL_EMAIL_CONTRATOS.md.</w:t>
+        <w:t>E-mail — uma mensagem no formato padronizado (assunto "[CONTRATOS] TIPO - Contrato ... - Projeto ..."; corpo com os rótulos Referência, Tipo de Lançamento, Contrato, Projeto, Valor, Data de Referência) é recebida por um webhook e vira pendência com origem "e-mail". Contratos ligados a vários projetos usam o formato com bloco "Rateio:" e "Valor Total da NF:" (a soma do rateio tem de fechar com o total). Campo obrigatório ausente → pendência marcada com "erro de leitura" (nunca descartada). A aba "Modelo de E-mail" desta tela gera o texto pronto (escolhe o contrato; sai com o número e os projetos vinculados, no formato simples ou com rateio). Configuração do canal em docs/CANAL_EMAIL_CONTRATOS.md.</w:t>
       </w:r>
     </w:p>
     <w:p>

--- a/docs/Manual_Funcional_COMPASSO.docx
+++ b/docs/Manual_Funcional_COMPASSO.docx
@@ -2307,7 +2307,7 @@
     </w:p>
     <w:p>
       <w:r>
-        <w:t>Cadastro dos fornecedores/terceiros (antes chamado "Empresas Terceirizadas"). 2 abas — "Cadastrar Novo Fornecedor" e "Fornecedores Cadastrados". Cadastro simples: código, nome, ativo/inativo. Nas telas de pagamento o fornecedor é sempre trazido do contrato por consulta, nunca digitado.</w:t>
+        <w:t>Cadastro dos fornecedores/terceiros (antes "Empresas Terceirizadas"). Abas "Cadastrar Novo Fornecedor" e "Fornecedores Cadastrados". Campos: código, nome, e-mail de contato, ativo/inativo, e dois atributos do canal de pagamento por e-mail: (A) "envia pagamentos por e-mail" — sim/não, alterável a qualquer momento; e (B) "envio aprovado" — sim/não, que não é editável direto: liga quando o e-mail inicial de habilitação do fornecedor (R$ 0,10) é validado em Pendências de Contratos (11.5). Ao ligar A com e-mail informado, o sistema enfileira ao fornecedor o template MODELO PADRÃO PARA ENVIO DE PAGAMENTOS E NOTA FISCAL. Nas telas de pagamento o fornecedor é sempre trazido do contrato por consulta, nunca digitado.</w:t>
       </w:r>
     </w:p>
     <w:p>
@@ -2438,7 +2438,7 @@
         <w:pStyle w:val="ListBullet"/>
       </w:pPr>
       <w:r>
-        <w:t>E-mail — uma mensagem no formato padronizado (assunto "[CONTRATOS] TIPO - Contrato ... - Projeto ..."; corpo com os rótulos Referência, Tipo de Lançamento, Contrato, Projeto, Valor, Data de Referência) é recebida por um webhook e vira pendência com origem "e-mail". Contratos ligados a vários projetos usam o formato com bloco "Rateio:" e "Valor Total da NF:" (a soma do rateio tem de fechar com o total). Campo obrigatório ausente → pendência marcada com "erro de leitura" (nunca descartada). A aba "Modelo de E-mail" desta tela gera o texto pronto (escolhe o contrato; sai com o número e os projetos vinculados, no formato simples ou com rateio). Configuração do canal em docs/CANAL_EMAIL_CONTRATOS.md.</w:t>
+        <w:t>E-mail — uma mensagem no formato padronizado (assunto "[CONTRATOS] TIPO - Contrato ... - Projeto ..."; corpo com os rótulos Referência, Tipo de Lançamento, Contrato, Projeto, Valor, Data de Referência) é recebida por um webhook e vira pendência com origem "e-mail". Contratos ligados a vários projetos usam o formato com bloco "Rateio:" e "Valor Total da NF:" (a soma do rateio tem de fechar com o total). Campo obrigatório ausente → pendência marcada com "erro de leitura" (nunca descartada). A aba "Modelo de E-mail" desta tela gera o texto pronto (escolhe o contrato; sai com o número e os projetos vinculados, no formato simples ou com rateio). Configuração do canal em docs/CANAL_EMAIL_CONTRATOS.md. Um fornecedor só tem os e-mails de pagamento aceitos depois de habilitado (atributo B em 11.1): ele manda um e-mail inicial com referência HABILITACAO-FORNECEDOR, código, contrato, projeto e R$ 0,10, que entra como pendência tipo Habilitação; ao aprová-la, o envio fica liberado. Antes disso, e-mails de pagamento desse fornecedor entram com erro de leitura ("fornecedor não habilitado").</w:t>
       </w:r>
     </w:p>
     <w:p>

--- a/docs/Manual_Funcional_COMPASSO.docx
+++ b/docs/Manual_Funcional_COMPASSO.docx
@@ -39,12 +39,17 @@
     </w:p>
     <w:p>
       <w:r>
-        <w:t>Versão 9.2 — 9 de setembro de 2026</w:t>
+        <w:t>Versão 9.3 — 16 de setembro de 2026</w:t>
       </w:r>
     </w:p>
     <w:p>
       <w:r>
         <w:t>Novidades da versão 9.2 (Release 1): módulo "Contratos e Fornecedores" — renomeações (Fornecedores; Vincular Projeto e Contrato), numeração automática de contrato, vínculo com visão Contrato → Projeto, pagamento por Nota Fiscal com rateio entre projetos (cabeçalho + itens), tela "Pendências de Contratos" (staging de lançamentos por formulário, planilha Excel e e-mail, com aprovação, anexo de NF e escalonamento de NF pendente), e consulta da NF no Relatório de Projetos.</w:t>
+      </w:r>
+    </w:p>
+    <w:p>
+      <w:r>
+        <w:t>Novidades da versão 9.3: tela "Aprovar Diferenças de Orçamento" (10.3, antes "Mudança de Orçamento" — só o nome mudou); "Concluir Etapa de Especificação" passou a exibir também os valores originais do Business Case, além dos de Requerimentos; no Detalhamento de Pendência de Contrato, o campo "Fornecedor" agora mostra o nome cadastrado (resolvido pelo contrato) em vez do texto solto do e-mail, o campo "Valor" é exibido formatado, e o campo "Projeto" fica bloqueado quando a pendência tem rateio entre vários projetos; nova tela "Pagamentos Pendentes de NF" (11.6) para consultar e cobrar manualmente NF pendente, com a cobrança (automática e manual) indo direto para o e-mail cadastrado do fornecedor; e Ferramentas de Dev &gt; Criar Projeto de Teste ganhou todos os campos de Formalizar Demanda e passou a também servir para carga inicial de projetos já em andamento (ver 15.8).</w:t>
       </w:r>
     </w:p>
     <w:p>
@@ -1969,7 +1974,7 @@
     </w:p>
     <w:p>
       <w:r>
-        <w:t>Antiga fase "Technical". Etapas: Gerar Especificação (planejamento padrão); Avaliar Especificação – Negócio (única decisão desta fase); Concluir Etapa de Especificação (mesma lógica de revisão de horas/valor e alerta de variação, comparando com Requerimentos). A reprovação segue o mesmo mecanismo de reset da fase de Requerimentos.</w:t>
+        <w:t>Antiga fase "Technical". Etapas: Gerar Especificação (planejamento padrão); Avaliar Especificação – Negócio (única decisão desta fase); Concluir Etapa de Especificação (revisão de horas/valor e alerta de variação comparando com Requerimentos, exibindo também os valores originais do Business Case). A reprovação segue o mesmo mecanismo de reset da fase de Requerimentos.</w:t>
       </w:r>
     </w:p>
     <w:p>
@@ -2281,12 +2286,12 @@
         <w:pStyle w:val="Heading2"/>
       </w:pPr>
       <w:r>
-        <w:t>10.3 Mudança de Orçamento</w:t>
-      </w:r>
-    </w:p>
-    <w:p>
-      <w:r>
-        <w:t>Registra a aprovação de uma mudança de orçamento de um projeto (quem aprovou, quando e o motivo), liberando o projeto que estava bloqueado por variação acima do percentual configurado (ver 15.6).</w:t>
+        <w:t>10.3 Aprovar Diferenças de Orçamento</w:t>
+      </w:r>
+    </w:p>
+    <w:p>
+      <w:r>
+        <w:t>Registra a aprovação de uma diferença de orçamento de um projeto (quem aprovou, quando e o motivo), liberando o projeto que estava bloqueado por variação acima do percentual configurado (ver 15.6).</w:t>
       </w:r>
     </w:p>
     <w:p>
@@ -2444,7 +2449,7 @@
     <w:p>
       <w:pPr/>
       <w:r>
-        <w:t>Nota Fiscal: cada pendência de pagamento aceita o anexo da NF (PDF, JPG ou PNG) no Supabase Storage. A aprovação fica bloqueada sem a NF, salvo dispensa com justificativa registrada. Uma pendência sem NF por mais de 5 dias úteis gera um e-mail de alerta (uma vez), pelo ponto de disparo PENDÊNCIAS DE CONTRATO / ESCALONAMENTO NF em Envio de E-mail — Gestão do Fluxo (15.4), que nasce inativo.</w:t>
+        <w:t>Nota Fiscal: cada pendência de pagamento aceita o anexo da NF (PDF, JPG ou PNG) no Supabase Storage. A aprovação fica bloqueada sem a NF, salvo dispensa com justificativa registrada. Uma pendência sem NF por mais de 5 dias úteis gera automaticamente (uma vez) um e-mail de cobrança para o e-mail de contato cadastrado do fornecedor (11.1), pedindo o reenvio da NF — sem depender de nenhuma configuração em Gestão do Fluxo. A tela "Pagamentos Pendentes de NF" (11.6) lista essas pendências e permite reenviar a cobrança manualmente a qualquer momento.</w:t>
       </w:r>
     </w:p>
     <w:p>
@@ -2454,11 +2459,29 @@
       </w:r>
     </w:p>
     <w:p>
+      <w:r>
+        <w:t>No Detalhamento de uma Pendência, o campo "Fornecedor" mostra o nome cadastrado do fornecedor, resolvido a partir do contrato já vinculado à pendência (cai de volta para o texto solto do e-mail se o contrato ainda não foi resolvido); o campo "Valor" é exibido formatado em R$; e o campo "Projeto" fica bloqueado quando a pendência tem rateio entre vários projetos — o detalhamento correto por projeto está na tabela de rateio logo abaixo, evitando escolher um projeto só por engano.</w:t>
+      </w:r>
+    </w:p>
+    <w:p>
       <w:pPr>
         <w:pStyle w:val="Heading2"/>
       </w:pPr>
       <w:r>
-        <w:t>11.6 Relatório de Projetos</w:t>
+        <w:t>11.6 Pagamentos Pendentes de NF</w:t>
+      </w:r>
+    </w:p>
+    <w:p>
+      <w:r>
+        <w:t>Tela dedicada aos pagamentos com Nota Fiscal ainda não recebida (mesma base de Pendências de Contratos, filtrada por tipo Pagamento + NF pendente), com destaque visual para os que já passaram de 5 dias úteis em aberto e um botão "Cobrar" por linha, que dispara manualmente o e-mail de cobrança para o e-mail cadastrado do fornecedor a qualquer momento — complementa o aviso automático (11.5), que só dispara uma vez por pendência.</w:t>
+      </w:r>
+    </w:p>
+    <w:p>
+      <w:pPr>
+        <w:pStyle w:val="Heading2"/>
+      </w:pPr>
+      <w:r>
+        <w:t>11.7 Relatório de Projetos</w:t>
       </w:r>
     </w:p>
     <w:p>
@@ -3213,7 +3236,7 @@
     </w:p>
     <w:p>
       <w:r>
-        <w:t>Define o percentual de variação de orçamento a partir do qual um projeto fica bloqueado até uma Mudança de Orçamento aprovada (ver 10.3). Mostra o percentual vigente e o histórico de alterações (quem mudou, quando, valor anterior) — mesmo padrão de Controle Orçamentário (15.9).</w:t>
+        <w:t>Define o percentual de variação de orçamento a partir do qual um projeto fica bloqueado até uma diferença de orçamento aprovada em Aprovar Diferenças de Orçamento (ver 10.3). Mostra o percentual vigente e o histórico de alterações (quem mudou, quando, valor anterior) — mesmo padrão de Controle Orçamentário (15.9).</w:t>
       </w:r>
     </w:p>
     <w:p>
@@ -3239,7 +3262,7 @@
     </w:p>
     <w:p>
       <w:r>
-        <w:t>Grupo próprio no menu, exclusivo do PROPRIETÁRIO (Administrador e Acesso Irrestrito não entram). Ferramentas de reinício/limpeza de dados de teste (resetar para Fase 1, limpar base mantendo só um AF, limpeza total, exclusão seletiva) e criação de projetos de teste já em qualquer fase — inclusive com Produto, que é obrigatório. Inclui também "Zerar Contratos e Fornecedores", que apaga contratos, vínculos, pendências, propostas, pagamentos por NF e anexos, mantendo os projetos e o cadastro de Fornecedores (equivale ao SQL sql/2026-09-09_reset_contratos_para_testes.sql).</w:t>
+        <w:t>Grupo próprio no menu, exclusivo do PROPRIETÁRIO (Administrador e Acesso Irrestrito não entram). Ferramentas de reinício/limpeza de dados de teste (resetar para Fase 1, limpar base mantendo só um AF, limpeza total, exclusão seletiva) e criação de projetos já em qualquer fase, com todos os campos de Formalizar Demanda (Objetivo, Pilar/Iniciativa Estratégica, Key Results, Benefit Result, Descrição) — serve tanto para projeto de teste descartável quanto para carga inicial de projetos reais já em andamento: além do estado de superfície do projeto, também cria o histórico de etapas concluídas (projeto_etapas) de toda fase anterior à fase de destino escolhida, para o Roadmap, o Detalhamento do Projeto e o Cronograma mostrarem o histórico corretamente. Inclui também "Zerar Contratos e Fornecedores", que apaga contratos, vínculos, pendências, propostas, pagamentos por NF e anexos, mantendo os projetos e o cadastro de Fornecedores (equivale ao SQL sql/2026-09-09_reset_contratos_para_testes.sql).</w:t>
       </w:r>
     </w:p>
     <w:p>

--- a/docs/Manual_Funcional_COMPASSO.docx
+++ b/docs/Manual_Funcional_COMPASSO.docx
@@ -1035,7 +1035,7 @@
     </w:p>
     <w:p>
       <w:r>
-        <w:t>O que cada módulo destrava está registrado numa tabela de configuração (tela → módulo), não mais fixo no código. O Workflow inclui toda a esteira de projetos — inclusive as aprovações do Business Case ("Aprovar Orçamento por Projeto" / Comitê e "Aprovar Orçamento Ano Fiscal"), a trava de variação de orçamento ("Percentual de Bloqueio de Orçamento" e "Mudança de Orçamento") e "Fases e Etapas do Workflow" / "SLA &amp; Prazos". Esses passos são obrigatórios do fluxo desenhado, então continuam disponíveis mesmo sem o Financeiro. O Financeiro cobre Contratos &amp; Terceiros, Visão de Orçamento, Alertas de Orçamento, e as funções de orçamento que não são passo do fluxo: Controle Orçamentário, Ajuste de Orçamento, Validação de Trade-off Extraordinário e Aprovar Demanda Extraordinária.</w:t>
+        <w:t>O que cada módulo destrava está registrado numa tabela de configuração (tela → módulo), não mais fixo no código. O Workflow inclui toda a esteira de projetos — inclusive as aprovações do Business Case ("Aprovar Orçamento por Projeto" / Comitê e "Aprovar Orçamento Ano Fiscal"), a trava de variação de orçamento ("Percentual de Bloqueio de Orçamento" e "Aprovar Diferenças de Orçamento") e "Fases e Etapas do Workflow" / "SLA &amp; Prazos". Esses passos são obrigatórios do fluxo desenhado, então continuam disponíveis mesmo sem o Financeiro. O Financeiro cobre Contratos &amp; Terceiros, Visão de Orçamento, Alertas de Orçamento, e as funções de orçamento que não são passo do fluxo: Controle Orçamentário, Ajuste de Orçamento, Validação de Trade-off Extraordinário e Aprovar Demanda Extraordinária.</w:t>
       </w:r>
     </w:p>
     <w:p>
